--- a/EWS-MKTBI_User_Guide.docx
+++ b/EWS-MKTBI_User_Guide.docx
@@ -257,7 +257,7 @@
           <w:color w:val="2263EB"/>
           <w:sz w:val="21"/>
         </w:rPr>
-        <w:t>6  Data Gunung Api di Dashboard</w:t>
+        <w:t>6  Data Bencana di Dashboard</w:t>
       </w:r>
     </w:p>
     <w:p>
@@ -628,34 +628,6 @@
       <w:pPr>
         <w:spacing w:after="80"/>
       </w:pPr>
-      <w:proofErr w:type="spellStart"/>
-      <w:proofErr w:type="spellEnd"/>
-      <w:proofErr w:type="spellStart"/>
-      <w:proofErr w:type="spellEnd"/>
-      <w:proofErr w:type="spellStart"/>
-      <w:proofErr w:type="spellEnd"/>
-      <w:proofErr w:type="spellStart"/>
-      <w:proofErr w:type="spellEnd"/>
-      <w:proofErr w:type="spellStart"/>
-      <w:proofErr w:type="spellEnd"/>
-      <w:proofErr w:type="spellStart"/>
-      <w:proofErr w:type="spellEnd"/>
-      <w:proofErr w:type="spellStart"/>
-      <w:proofErr w:type="spellEnd"/>
-      <w:proofErr w:type="spellStart"/>
-      <w:proofErr w:type="spellEnd"/>
-      <w:proofErr w:type="spellStart"/>
-      <w:proofErr w:type="spellEnd"/>
-      <w:proofErr w:type="spellStart"/>
-      <w:proofErr w:type="spellEnd"/>
-      <w:proofErr w:type="spellStart"/>
-      <w:proofErr w:type="spellEnd"/>
-      <w:proofErr w:type="spellStart"/>
-      <w:proofErr w:type="spellEnd"/>
-      <w:proofErr w:type="spellStart"/>
-      <w:proofErr w:type="spellEnd"/>
-      <w:proofErr w:type="spellStart"/>
-      <w:proofErr w:type="spellEnd"/>
       <w:hyperlink r:id="rId6" w:history="1">
         <w:r>
           <w:rPr>
@@ -665,27 +637,7 @@
             <w:bCs/>
             <w:sz w:val="21"/>
           </w:rPr>
-          <w:t>https://ews-mk</w:t>
-        </w:r>
-        <w:r>
-          <w:rPr>
-            <w:rStyle w:val="Hyperlink"/>
-            <w:rFonts w:ascii="Calibri" w:hAnsi="Calibri"/>
-            <w:b/>
-            <w:bCs/>
-            <w:sz w:val="21"/>
-          </w:rPr>
-          <w:t>t</w:t>
-        </w:r>
-        <w:r>
-          <w:rPr>
-            <w:rStyle w:val="Hyperlink"/>
-            <w:rFonts w:ascii="Calibri" w:hAnsi="Calibri"/>
-            <w:b/>
-            <w:bCs/>
-            <w:sz w:val="21"/>
-          </w:rPr>
-          <w:t>bi.vercel.app</w:t>
+          <w:t>https://ews-mktbi.vercel.app</w:t>
         </w:r>
       </w:hyperlink>
       <w:r>
@@ -935,7 +887,6 @@
           <w:color w:val="1E293B"/>
           <w:sz w:val="21"/>
         </w:rPr>
-        <w:lastRenderedPageBreak/>
         <w:t>Dari layar mana pun kembali ke Dashboard: klik tombol "Kembali" (panah kiri) di pojok kiri header.</w:t>
       </w:r>
     </w:p>
@@ -968,6 +919,7 @@
                 <w:color w:val="D97706"/>
                 <w:sz w:val="20"/>
               </w:rPr>
+              <w:lastRenderedPageBreak/>
               <w:t>Catatan:  Data aktivitas gunung api dari Magma Indonesia ditampilkan sebagai peringatan tipe 'Gunung Api' di Layar Dashboard Utama — bukan sebagai layar terpisah. Gunakan filter pill 'Gunung Api' di header Dashboard untuk menampilkan hanya peringatan vulkanik.</w:t>
             </w:r>
           </w:p>
@@ -980,7 +932,6 @@
         <w:br w:type="page"/>
       </w:r>
     </w:p>
-    <w:p/>
     <w:p>
       <w:pPr>
         <w:shd w:val="clear" w:color="auto" w:fill="1E293B"/>
@@ -993,7 +944,18 @@
           <w:color w:val="93C5FD"/>
           <w:sz w:val="26"/>
         </w:rPr>
-        <w:t xml:space="preserve">  3  </w:t>
+        <w:lastRenderedPageBreak/>
+        <w:t xml:space="preserve">  </w:t>
+      </w:r>
+      <w:proofErr w:type="gramStart"/>
+      <w:r>
+        <w:rPr>
+          <w:rFonts w:ascii="Calibri" w:hAnsi="Calibri"/>
+          <w:b/>
+          <w:color w:val="93C5FD"/>
+          <w:sz w:val="26"/>
+        </w:rPr>
+        <w:t xml:space="preserve">3  </w:t>
       </w:r>
       <w:r>
         <w:rPr>
@@ -1002,26 +964,151 @@
           <w:color w:val="FFFFFF"/>
           <w:sz w:val="28"/>
         </w:rPr>
-        <w:t>LAYAR DASHBOARD UTAMA</w:t>
+        <w:t>LAYAR</w:t>
+      </w:r>
+      <w:proofErr w:type="gramEnd"/>
+      <w:r>
+        <w:rPr>
+          <w:rFonts w:ascii="Calibri" w:hAnsi="Calibri"/>
+          <w:b/>
+          <w:color w:val="FFFFFF"/>
+          <w:sz w:val="28"/>
+        </w:rPr>
+        <w:t xml:space="preserve"> DASHBOARD UTAMA</w:t>
       </w:r>
     </w:p>
     <w:p>
       <w:pPr>
         <w:spacing w:after="80"/>
-      </w:pPr>
-      <w:r>
-        <w:rPr>
-          <w:rFonts w:ascii="Calibri" w:hAnsi="Calibri"/>
-          <w:color w:val="1E293B"/>
-          <w:sz w:val="21"/>
-        </w:rPr>
-        <w:t>Layar Dashboard adalah pusat kendali utama DEWA. Terdiri dari tiga bagian utama: Header (TopBar) di atas, Panel Kiri (Sidebar), dan Peta Interaktif di tengah kanan.</w:t>
+        <w:rPr>
+          <w:rFonts w:ascii="Calibri" w:hAnsi="Calibri"/>
+          <w:color w:val="1E293B"/>
+          <w:sz w:val="21"/>
+        </w:rPr>
+      </w:pPr>
+      <w:r>
+        <w:rPr>
+          <w:rFonts w:ascii="Calibri" w:hAnsi="Calibri"/>
+          <w:color w:val="1E293B"/>
+          <w:sz w:val="21"/>
+        </w:rPr>
+        <w:t xml:space="preserve">Layar Dashboard adalah pusat kendali utama DEWA. Terdiri dari tiga bagian utama: Header (TopBar) di atas, Panel Kiri (Sidebar), dan Peta </w:t>
+      </w:r>
+      <w:proofErr w:type="spellStart"/>
+      <w:r>
+        <w:rPr>
+          <w:rFonts w:ascii="Calibri" w:hAnsi="Calibri"/>
+          <w:color w:val="1E293B"/>
+          <w:sz w:val="21"/>
+        </w:rPr>
+        <w:t>Interaktif</w:t>
+      </w:r>
+      <w:proofErr w:type="spellEnd"/>
+      <w:r>
+        <w:rPr>
+          <w:rFonts w:ascii="Calibri" w:hAnsi="Calibri"/>
+          <w:color w:val="1E293B"/>
+          <w:sz w:val="21"/>
+        </w:rPr>
+        <w:t xml:space="preserve"> di </w:t>
+      </w:r>
+      <w:proofErr w:type="spellStart"/>
+      <w:r>
+        <w:rPr>
+          <w:rFonts w:ascii="Calibri" w:hAnsi="Calibri"/>
+          <w:color w:val="1E293B"/>
+          <w:sz w:val="21"/>
+        </w:rPr>
+        <w:t>tengah</w:t>
+      </w:r>
+      <w:proofErr w:type="spellEnd"/>
+      <w:r>
+        <w:rPr>
+          <w:rFonts w:ascii="Calibri" w:hAnsi="Calibri"/>
+          <w:color w:val="1E293B"/>
+          <w:sz w:val="21"/>
+        </w:rPr>
+        <w:t xml:space="preserve"> </w:t>
+      </w:r>
+      <w:proofErr w:type="spellStart"/>
+      <w:r>
+        <w:rPr>
+          <w:rFonts w:ascii="Calibri" w:hAnsi="Calibri"/>
+          <w:color w:val="1E293B"/>
+          <w:sz w:val="21"/>
+        </w:rPr>
+        <w:t>kanan</w:t>
+      </w:r>
+      <w:proofErr w:type="spellEnd"/>
+      <w:r>
+        <w:rPr>
+          <w:rFonts w:ascii="Calibri" w:hAnsi="Calibri"/>
+          <w:color w:val="1E293B"/>
+          <w:sz w:val="21"/>
+        </w:rPr>
+        <w:t>.</w:t>
+      </w:r>
+    </w:p>
+    <w:p>
+      <w:pPr>
+        <w:spacing w:after="80"/>
+        <w:jc w:val="center"/>
+      </w:pPr>
+      <w:r>
+        <w:rPr>
+          <w:noProof/>
+        </w:rPr>
+        <w:drawing>
+          <wp:inline distT="0" distB="0" distL="0" distR="0" wp14:anchorId="6111E861" wp14:editId="10C41B91">
+            <wp:extent cx="5951220" cy="3027045"/>
+            <wp:effectExtent l="0" t="0" r="0" b="1905"/>
+            <wp:docPr id="983728614" name="Picture 1"/>
+            <wp:cNvGraphicFramePr>
+              <a:graphicFrameLocks xmlns:a="http://schemas.openxmlformats.org/drawingml/2006/main" noChangeAspect="1"/>
+            </wp:cNvGraphicFramePr>
+            <a:graphic xmlns:a="http://schemas.openxmlformats.org/drawingml/2006/main">
+              <a:graphicData uri="http://schemas.openxmlformats.org/drawingml/2006/picture">
+                <pic:pic xmlns:pic="http://schemas.openxmlformats.org/drawingml/2006/picture">
+                  <pic:nvPicPr>
+                    <pic:cNvPr id="983728614" name=""/>
+                    <pic:cNvPicPr/>
+                  </pic:nvPicPr>
+                  <pic:blipFill rotWithShape="1">
+                    <a:blip r:embed="rId7"/>
+                    <a:srcRect r="361"/>
+                    <a:stretch>
+                      <a:fillRect/>
+                    </a:stretch>
+                  </pic:blipFill>
+                  <pic:spPr bwMode="auto">
+                    <a:xfrm>
+                      <a:off x="0" y="0"/>
+                      <a:ext cx="5951220" cy="3027045"/>
+                    </a:xfrm>
+                    <a:prstGeom prst="rect">
+                      <a:avLst/>
+                    </a:prstGeom>
+                    <a:ln>
+                      <a:noFill/>
+                    </a:ln>
+                    <a:extLst>
+                      <a:ext uri="{53640926-AAD7-44D8-BBD7-CCE9431645EC}">
+                        <a14:shadowObscured xmlns:a14="http://schemas.microsoft.com/office/drawing/2010/main"/>
+                      </a:ext>
+                    </a:extLst>
+                  </pic:spPr>
+                </pic:pic>
+              </a:graphicData>
+            </a:graphic>
+          </wp:inline>
+        </w:drawing>
       </w:r>
     </w:p>
     <w:p>
       <w:pPr>
         <w:spacing w:before="240" w:after="60"/>
       </w:pPr>
+      <w:proofErr w:type="gramStart"/>
       <w:r>
         <w:rPr>
           <w:rFonts w:ascii="Calibri" w:hAnsi="Calibri"/>
@@ -1029,20 +1116,206 @@
           <w:color w:val="2263EB"/>
           <w:sz w:val="24"/>
         </w:rPr>
-        <w:t>3.1  Header &amp; TopBar</w:t>
+        <w:t>3.1  Header</w:t>
+      </w:r>
+      <w:proofErr w:type="gramEnd"/>
+      <w:r>
+        <w:rPr>
+          <w:rFonts w:ascii="Calibri" w:hAnsi="Calibri"/>
+          <w:b/>
+          <w:color w:val="2263EB"/>
+          <w:sz w:val="24"/>
+        </w:rPr>
+        <w:t xml:space="preserve"> &amp; TopBar</w:t>
       </w:r>
     </w:p>
     <w:p>
       <w:pPr>
         <w:spacing w:after="80"/>
-      </w:pPr>
-      <w:r>
-        <w:rPr>
-          <w:rFonts w:ascii="Calibri" w:hAnsi="Calibri"/>
-          <w:color w:val="1E293B"/>
-          <w:sz w:val="21"/>
-        </w:rPr>
-        <w:t>Header terletak di bagian paling atas layar dan berisi informasi serta kontrol global aplikasi.</w:t>
+        <w:rPr>
+          <w:rFonts w:ascii="Calibri" w:hAnsi="Calibri"/>
+          <w:color w:val="1E293B"/>
+          <w:sz w:val="21"/>
+        </w:rPr>
+      </w:pPr>
+      <w:r>
+        <w:rPr>
+          <w:rFonts w:ascii="Calibri" w:hAnsi="Calibri"/>
+          <w:color w:val="1E293B"/>
+          <w:sz w:val="21"/>
+        </w:rPr>
+        <w:t xml:space="preserve">Header terletak di bagian paling </w:t>
+      </w:r>
+      <w:proofErr w:type="spellStart"/>
+      <w:r>
+        <w:rPr>
+          <w:rFonts w:ascii="Calibri" w:hAnsi="Calibri"/>
+          <w:color w:val="1E293B"/>
+          <w:sz w:val="21"/>
+        </w:rPr>
+        <w:t>atas</w:t>
+      </w:r>
+      <w:proofErr w:type="spellEnd"/>
+      <w:r>
+        <w:rPr>
+          <w:rFonts w:ascii="Calibri" w:hAnsi="Calibri"/>
+          <w:color w:val="1E293B"/>
+          <w:sz w:val="21"/>
+        </w:rPr>
+        <w:t xml:space="preserve"> </w:t>
+      </w:r>
+      <w:proofErr w:type="spellStart"/>
+      <w:r>
+        <w:rPr>
+          <w:rFonts w:ascii="Calibri" w:hAnsi="Calibri"/>
+          <w:color w:val="1E293B"/>
+          <w:sz w:val="21"/>
+        </w:rPr>
+        <w:t>layar</w:t>
+      </w:r>
+      <w:proofErr w:type="spellEnd"/>
+      <w:r>
+        <w:rPr>
+          <w:rFonts w:ascii="Calibri" w:hAnsi="Calibri"/>
+          <w:color w:val="1E293B"/>
+          <w:sz w:val="21"/>
+        </w:rPr>
+        <w:t xml:space="preserve"> dan </w:t>
+      </w:r>
+      <w:proofErr w:type="spellStart"/>
+      <w:r>
+        <w:rPr>
+          <w:rFonts w:ascii="Calibri" w:hAnsi="Calibri"/>
+          <w:color w:val="1E293B"/>
+          <w:sz w:val="21"/>
+        </w:rPr>
+        <w:t>berisi</w:t>
+      </w:r>
+      <w:proofErr w:type="spellEnd"/>
+      <w:r>
+        <w:rPr>
+          <w:rFonts w:ascii="Calibri" w:hAnsi="Calibri"/>
+          <w:color w:val="1E293B"/>
+          <w:sz w:val="21"/>
+        </w:rPr>
+        <w:t xml:space="preserve"> </w:t>
+      </w:r>
+      <w:proofErr w:type="spellStart"/>
+      <w:r>
+        <w:rPr>
+          <w:rFonts w:ascii="Calibri" w:hAnsi="Calibri"/>
+          <w:color w:val="1E293B"/>
+          <w:sz w:val="21"/>
+        </w:rPr>
+        <w:t>informasi</w:t>
+      </w:r>
+      <w:proofErr w:type="spellEnd"/>
+      <w:r>
+        <w:rPr>
+          <w:rFonts w:ascii="Calibri" w:hAnsi="Calibri"/>
+          <w:color w:val="1E293B"/>
+          <w:sz w:val="21"/>
+        </w:rPr>
+        <w:t xml:space="preserve"> </w:t>
+      </w:r>
+      <w:proofErr w:type="spellStart"/>
+      <w:r>
+        <w:rPr>
+          <w:rFonts w:ascii="Calibri" w:hAnsi="Calibri"/>
+          <w:color w:val="1E293B"/>
+          <w:sz w:val="21"/>
+        </w:rPr>
+        <w:t>serta</w:t>
+      </w:r>
+      <w:proofErr w:type="spellEnd"/>
+      <w:r>
+        <w:rPr>
+          <w:rFonts w:ascii="Calibri" w:hAnsi="Calibri"/>
+          <w:color w:val="1E293B"/>
+          <w:sz w:val="21"/>
+        </w:rPr>
+        <w:t xml:space="preserve"> </w:t>
+      </w:r>
+      <w:proofErr w:type="spellStart"/>
+      <w:r>
+        <w:rPr>
+          <w:rFonts w:ascii="Calibri" w:hAnsi="Calibri"/>
+          <w:color w:val="1E293B"/>
+          <w:sz w:val="21"/>
+        </w:rPr>
+        <w:t>kontrol</w:t>
+      </w:r>
+      <w:proofErr w:type="spellEnd"/>
+      <w:r>
+        <w:rPr>
+          <w:rFonts w:ascii="Calibri" w:hAnsi="Calibri"/>
+          <w:color w:val="1E293B"/>
+          <w:sz w:val="21"/>
+        </w:rPr>
+        <w:t xml:space="preserve"> global </w:t>
+      </w:r>
+      <w:proofErr w:type="spellStart"/>
+      <w:r>
+        <w:rPr>
+          <w:rFonts w:ascii="Calibri" w:hAnsi="Calibri"/>
+          <w:color w:val="1E293B"/>
+          <w:sz w:val="21"/>
+        </w:rPr>
+        <w:t>aplikasi</w:t>
+      </w:r>
+      <w:proofErr w:type="spellEnd"/>
+      <w:r>
+        <w:rPr>
+          <w:rFonts w:ascii="Calibri" w:hAnsi="Calibri"/>
+          <w:color w:val="1E293B"/>
+          <w:sz w:val="21"/>
+        </w:rPr>
+        <w:t>.</w:t>
+      </w:r>
+    </w:p>
+    <w:p>
+      <w:pPr>
+        <w:spacing w:after="80"/>
+      </w:pPr>
+      <w:r>
+        <w:rPr>
+          <w:noProof/>
+        </w:rPr>
+        <w:drawing>
+          <wp:inline distT="0" distB="0" distL="0" distR="0" wp14:anchorId="18CFB0D3" wp14:editId="1C3D5AC0">
+            <wp:extent cx="5972810" cy="241935"/>
+            <wp:effectExtent l="0" t="0" r="8890" b="5715"/>
+            <wp:docPr id="1025751230" name="Picture 1"/>
+            <wp:cNvGraphicFramePr>
+              <a:graphicFrameLocks xmlns:a="http://schemas.openxmlformats.org/drawingml/2006/main" noChangeAspect="1"/>
+            </wp:cNvGraphicFramePr>
+            <a:graphic xmlns:a="http://schemas.openxmlformats.org/drawingml/2006/main">
+              <a:graphicData uri="http://schemas.openxmlformats.org/drawingml/2006/picture">
+                <pic:pic xmlns:pic="http://schemas.openxmlformats.org/drawingml/2006/picture">
+                  <pic:nvPicPr>
+                    <pic:cNvPr id="1025751230" name=""/>
+                    <pic:cNvPicPr/>
+                  </pic:nvPicPr>
+                  <pic:blipFill>
+                    <a:blip r:embed="rId8"/>
+                    <a:stretch>
+                      <a:fillRect/>
+                    </a:stretch>
+                  </pic:blipFill>
+                  <pic:spPr>
+                    <a:xfrm>
+                      <a:off x="0" y="0"/>
+                      <a:ext cx="5972810" cy="241935"/>
+                    </a:xfrm>
+                    <a:prstGeom prst="rect">
+                      <a:avLst/>
+                    </a:prstGeom>
+                  </pic:spPr>
+                </pic:pic>
+              </a:graphicData>
+            </a:graphic>
+          </wp:inline>
+        </w:drawing>
       </w:r>
     </w:p>
     <w:p>
@@ -1070,7 +1343,23 @@
           <w:color w:val="1E293B"/>
           <w:sz w:val="21"/>
         </w:rPr>
-        <w:t>Logo BIMA dan tulisan "DEWA — Bank Indonesia Disaster Early Warning Alert" ditampilkan di sisi kiri header sebagai identitas sistem.</w:t>
+        <w:t xml:space="preserve">Logo </w:t>
+      </w:r>
+      <w:r>
+        <w:rPr>
+          <w:rFonts w:ascii="Calibri" w:hAnsi="Calibri"/>
+          <w:color w:val="1E293B"/>
+          <w:sz w:val="21"/>
+        </w:rPr>
+        <w:t>DEWA</w:t>
+      </w:r>
+      <w:r>
+        <w:rPr>
+          <w:rFonts w:ascii="Calibri" w:hAnsi="Calibri"/>
+          <w:color w:val="1E293B"/>
+          <w:sz w:val="21"/>
+        </w:rPr>
+        <w:t xml:space="preserve"> dan tulisan "DEWA — Bank Indonesia Disaster Early Warning Alert" ditampilkan di sisi kiri header sebagai identitas sistem.</w:t>
       </w:r>
     </w:p>
     <w:p>
@@ -1378,6 +1667,7 @@
           <w:color w:val="1E293B"/>
           <w:sz w:val="21"/>
         </w:rPr>
+        <w:lastRenderedPageBreak/>
         <w:t>Klik salah satu tombol untuk mengaktifkan filter. Tombol yang aktif akan tampak berbeda (highlighted). Filter ini memengaruhi tampilan di peta dan daftar peringatan di sidebar secara bersamaan.</w:t>
       </w:r>
     </w:p>
@@ -1531,7 +1821,6 @@
           <w:b/>
           <w:color w:val="1E293B"/>
         </w:rPr>
-        <w:lastRenderedPageBreak/>
         <w:t>Tombol Screenshot</w:t>
       </w:r>
     </w:p>
@@ -1902,6 +2191,7 @@
           <w:color w:val="1E293B"/>
           <w:sz w:val="21"/>
         </w:rPr>
+        <w:lastRenderedPageBreak/>
         <w:t>Klik tombol "Notifikasi" di sebelah kantor untuk membuka draf email peringatan yang sudah terisi otomatis kepada pimpinan KPw BI dan Satker DMR.</w:t>
       </w:r>
     </w:p>
@@ -2057,14 +2347,146 @@
     <w:p>
       <w:pPr>
         <w:spacing w:after="80"/>
-      </w:pPr>
-      <w:r>
-        <w:rPr>
-          <w:rFonts w:ascii="Calibri" w:hAnsi="Calibri"/>
-          <w:color w:val="1E293B"/>
-          <w:sz w:val="21"/>
-        </w:rPr>
-        <w:t>Sidebar adalah panel vertikal di sisi kiri Dashboard yang berisi statistik risiko, daftar peringatan, dan daftar kantor BI.</w:t>
+        <w:rPr>
+          <w:rFonts w:ascii="Calibri" w:hAnsi="Calibri"/>
+          <w:color w:val="1E293B"/>
+          <w:sz w:val="21"/>
+        </w:rPr>
+      </w:pPr>
+      <w:r>
+        <w:rPr>
+          <w:rFonts w:ascii="Calibri" w:hAnsi="Calibri"/>
+          <w:color w:val="1E293B"/>
+          <w:sz w:val="21"/>
+        </w:rPr>
+        <w:t xml:space="preserve">Sidebar adalah panel vertikal di sisi kiri Dashboard yang berisi </w:t>
+      </w:r>
+      <w:proofErr w:type="spellStart"/>
+      <w:r>
+        <w:rPr>
+          <w:rFonts w:ascii="Calibri" w:hAnsi="Calibri"/>
+          <w:color w:val="1E293B"/>
+          <w:sz w:val="21"/>
+        </w:rPr>
+        <w:t>statistik</w:t>
+      </w:r>
+      <w:proofErr w:type="spellEnd"/>
+      <w:r>
+        <w:rPr>
+          <w:rFonts w:ascii="Calibri" w:hAnsi="Calibri"/>
+          <w:color w:val="1E293B"/>
+          <w:sz w:val="21"/>
+        </w:rPr>
+        <w:t xml:space="preserve"> </w:t>
+      </w:r>
+      <w:proofErr w:type="spellStart"/>
+      <w:r>
+        <w:rPr>
+          <w:rFonts w:ascii="Calibri" w:hAnsi="Calibri"/>
+          <w:color w:val="1E293B"/>
+          <w:sz w:val="21"/>
+        </w:rPr>
+        <w:t>risiko</w:t>
+      </w:r>
+      <w:proofErr w:type="spellEnd"/>
+      <w:r>
+        <w:rPr>
+          <w:rFonts w:ascii="Calibri" w:hAnsi="Calibri"/>
+          <w:color w:val="1E293B"/>
+          <w:sz w:val="21"/>
+        </w:rPr>
+        <w:t xml:space="preserve">, daftar </w:t>
+      </w:r>
+      <w:proofErr w:type="spellStart"/>
+      <w:r>
+        <w:rPr>
+          <w:rFonts w:ascii="Calibri" w:hAnsi="Calibri"/>
+          <w:color w:val="1E293B"/>
+          <w:sz w:val="21"/>
+        </w:rPr>
+        <w:t>peringatan</w:t>
+      </w:r>
+      <w:proofErr w:type="spellEnd"/>
+      <w:r>
+        <w:rPr>
+          <w:rFonts w:ascii="Calibri" w:hAnsi="Calibri"/>
+          <w:color w:val="1E293B"/>
+          <w:sz w:val="21"/>
+        </w:rPr>
+        <w:t xml:space="preserve">, dan daftar </w:t>
+      </w:r>
+      <w:proofErr w:type="spellStart"/>
+      <w:r>
+        <w:rPr>
+          <w:rFonts w:ascii="Calibri" w:hAnsi="Calibri"/>
+          <w:color w:val="1E293B"/>
+          <w:sz w:val="21"/>
+        </w:rPr>
+        <w:t>kantor</w:t>
+      </w:r>
+      <w:proofErr w:type="spellEnd"/>
+      <w:r>
+        <w:rPr>
+          <w:rFonts w:ascii="Calibri" w:hAnsi="Calibri"/>
+          <w:color w:val="1E293B"/>
+          <w:sz w:val="21"/>
+        </w:rPr>
+        <w:t xml:space="preserve"> BI.</w:t>
+      </w:r>
+    </w:p>
+    <w:p>
+      <w:pPr>
+        <w:spacing w:after="80"/>
+        <w:jc w:val="center"/>
+      </w:pPr>
+      <w:r>
+        <w:rPr>
+          <w:noProof/>
+        </w:rPr>
+        <w:drawing>
+          <wp:inline distT="0" distB="0" distL="0" distR="0" wp14:anchorId="7D6B0FA7" wp14:editId="096F4C53">
+            <wp:extent cx="1424914" cy="2727960"/>
+            <wp:effectExtent l="0" t="0" r="4445" b="0"/>
+            <wp:docPr id="1428389449" name="Picture 1"/>
+            <wp:cNvGraphicFramePr>
+              <a:graphicFrameLocks xmlns:a="http://schemas.openxmlformats.org/drawingml/2006/main" noChangeAspect="1"/>
+            </wp:cNvGraphicFramePr>
+            <a:graphic xmlns:a="http://schemas.openxmlformats.org/drawingml/2006/main">
+              <a:graphicData uri="http://schemas.openxmlformats.org/drawingml/2006/picture">
+                <pic:pic xmlns:pic="http://schemas.openxmlformats.org/drawingml/2006/picture">
+                  <pic:nvPicPr>
+                    <pic:cNvPr id="1428389449" name=""/>
+                    <pic:cNvPicPr/>
+                  </pic:nvPicPr>
+                  <pic:blipFill rotWithShape="1">
+                    <a:blip r:embed="rId9"/>
+                    <a:srcRect b="1760"/>
+                    <a:stretch>
+                      <a:fillRect/>
+                    </a:stretch>
+                  </pic:blipFill>
+                  <pic:spPr bwMode="auto">
+                    <a:xfrm>
+                      <a:off x="0" y="0"/>
+                      <a:ext cx="1426505" cy="2731005"/>
+                    </a:xfrm>
+                    <a:prstGeom prst="rect">
+                      <a:avLst/>
+                    </a:prstGeom>
+                    <a:ln>
+                      <a:noFill/>
+                    </a:ln>
+                    <a:extLst>
+                      <a:ext uri="{53640926-AAD7-44D8-BBD7-CCE9431645EC}">
+                        <a14:shadowObscured xmlns:a14="http://schemas.microsoft.com/office/drawing/2010/main"/>
+                      </a:ext>
+                    </a:extLst>
+                  </pic:spPr>
+                </pic:pic>
+              </a:graphicData>
+            </a:graphic>
+          </wp:inline>
+        </w:drawing>
       </w:r>
     </w:p>
     <w:p>
@@ -2183,7 +2605,169 @@
                 <w:color w:val="1E293B"/>
                 <w:sz w:val="20"/>
               </w:rPr>
-              <w:t>Jumlah kantor BI dengan skor risiko 7–9 (bencana besar di radius dekat dengan kerentanan tinggi).</w:t>
+              <w:t xml:space="preserve">Jumlah kantor BI </w:t>
+            </w:r>
+            <w:proofErr w:type="spellStart"/>
+            <w:r>
+              <w:rPr>
+                <w:rFonts w:ascii="Calibri" w:hAnsi="Calibri"/>
+                <w:color w:val="1E293B"/>
+                <w:sz w:val="20"/>
+              </w:rPr>
+              <w:t>dengan</w:t>
+            </w:r>
+            <w:proofErr w:type="spellEnd"/>
+            <w:r>
+              <w:rPr>
+                <w:rFonts w:ascii="Calibri" w:hAnsi="Calibri"/>
+                <w:color w:val="1E293B"/>
+                <w:sz w:val="20"/>
+              </w:rPr>
+              <w:t xml:space="preserve"> </w:t>
+            </w:r>
+            <w:proofErr w:type="spellStart"/>
+            <w:r>
+              <w:rPr>
+                <w:rFonts w:ascii="Calibri" w:hAnsi="Calibri"/>
+                <w:color w:val="1E293B"/>
+                <w:sz w:val="20"/>
+              </w:rPr>
+              <w:t>skor</w:t>
+            </w:r>
+            <w:proofErr w:type="spellEnd"/>
+            <w:r>
+              <w:rPr>
+                <w:rFonts w:ascii="Calibri" w:hAnsi="Calibri"/>
+                <w:color w:val="1E293B"/>
+                <w:sz w:val="20"/>
+              </w:rPr>
+              <w:t xml:space="preserve"> </w:t>
+            </w:r>
+            <w:proofErr w:type="spellStart"/>
+            <w:r>
+              <w:rPr>
+                <w:rFonts w:ascii="Calibri" w:hAnsi="Calibri"/>
+                <w:color w:val="1E293B"/>
+                <w:sz w:val="20"/>
+              </w:rPr>
+              <w:t>risiko</w:t>
+            </w:r>
+            <w:proofErr w:type="spellEnd"/>
+            <w:r>
+              <w:rPr>
+                <w:rFonts w:ascii="Calibri" w:hAnsi="Calibri"/>
+                <w:color w:val="1E293B"/>
+                <w:sz w:val="20"/>
+              </w:rPr>
+              <w:t xml:space="preserve"> 7–9 (</w:t>
+            </w:r>
+            <w:proofErr w:type="spellStart"/>
+            <w:r>
+              <w:rPr>
+                <w:rFonts w:ascii="Calibri" w:hAnsi="Calibri"/>
+                <w:color w:val="1E293B"/>
+                <w:sz w:val="20"/>
+              </w:rPr>
+              <w:t>dalam</w:t>
+            </w:r>
+            <w:proofErr w:type="spellEnd"/>
+            <w:r>
+              <w:rPr>
+                <w:rFonts w:ascii="Calibri" w:hAnsi="Calibri"/>
+                <w:color w:val="1E293B"/>
+                <w:sz w:val="20"/>
+              </w:rPr>
+              <w:t xml:space="preserve"> radius </w:t>
+            </w:r>
+            <w:proofErr w:type="spellStart"/>
+            <w:r>
+              <w:rPr>
+                <w:rFonts w:ascii="Calibri" w:hAnsi="Calibri"/>
+                <w:color w:val="1E293B"/>
+                <w:sz w:val="20"/>
+              </w:rPr>
+              <w:t>bencana</w:t>
+            </w:r>
+            <w:proofErr w:type="spellEnd"/>
+            <w:r>
+              <w:rPr>
+                <w:rFonts w:ascii="Calibri" w:hAnsi="Calibri"/>
+                <w:color w:val="1E293B"/>
+                <w:sz w:val="20"/>
+              </w:rPr>
+              <w:t xml:space="preserve"> </w:t>
+            </w:r>
+            <w:proofErr w:type="spellStart"/>
+            <w:r>
+              <w:rPr>
+                <w:rFonts w:ascii="Calibri" w:hAnsi="Calibri"/>
+                <w:color w:val="1E293B"/>
+                <w:sz w:val="20"/>
+              </w:rPr>
+              <w:t>besar</w:t>
+            </w:r>
+            <w:proofErr w:type="spellEnd"/>
+            <w:r>
+              <w:rPr>
+                <w:rFonts w:ascii="Calibri" w:hAnsi="Calibri"/>
+                <w:color w:val="1E293B"/>
+                <w:sz w:val="20"/>
+              </w:rPr>
+              <w:t xml:space="preserve"> dan </w:t>
+            </w:r>
+            <w:proofErr w:type="spellStart"/>
+            <w:r>
+              <w:rPr>
+                <w:rFonts w:ascii="Calibri" w:hAnsi="Calibri"/>
+                <w:color w:val="1E293B"/>
+                <w:sz w:val="20"/>
+              </w:rPr>
+              <w:t>berada</w:t>
+            </w:r>
+            <w:proofErr w:type="spellEnd"/>
+            <w:r>
+              <w:rPr>
+                <w:rFonts w:ascii="Calibri" w:hAnsi="Calibri"/>
+                <w:color w:val="1E293B"/>
+                <w:sz w:val="20"/>
+              </w:rPr>
+              <w:t xml:space="preserve"> di wilayah </w:t>
+            </w:r>
+            <w:proofErr w:type="spellStart"/>
+            <w:r>
+              <w:rPr>
+                <w:rFonts w:ascii="Calibri" w:hAnsi="Calibri"/>
+                <w:color w:val="1E293B"/>
+                <w:sz w:val="20"/>
+              </w:rPr>
+              <w:t>kerentanan</w:t>
+            </w:r>
+            <w:proofErr w:type="spellEnd"/>
+            <w:r>
+              <w:rPr>
+                <w:rFonts w:ascii="Calibri" w:hAnsi="Calibri"/>
+                <w:color w:val="1E293B"/>
+                <w:sz w:val="20"/>
+              </w:rPr>
+              <w:t xml:space="preserve"> </w:t>
+            </w:r>
+            <w:proofErr w:type="spellStart"/>
+            <w:r>
+              <w:rPr>
+                <w:rFonts w:ascii="Calibri" w:hAnsi="Calibri"/>
+                <w:color w:val="1E293B"/>
+                <w:sz w:val="20"/>
+              </w:rPr>
+              <w:t>tinggi</w:t>
+            </w:r>
+            <w:proofErr w:type="spellEnd"/>
+            <w:r>
+              <w:rPr>
+                <w:rFonts w:ascii="Calibri" w:hAnsi="Calibri"/>
+                <w:color w:val="1E293B"/>
+                <w:sz w:val="20"/>
+              </w:rPr>
+              <w:t>).</w:t>
             </w:r>
           </w:p>
         </w:tc>
@@ -2220,13 +2804,139 @@
               <w:spacing w:before="60" w:after="60"/>
               <w:ind w:left="113"/>
             </w:pPr>
+            <w:proofErr w:type="spellStart"/>
             <w:r>
               <w:rPr>
                 <w:rFonts w:ascii="Calibri" w:hAnsi="Calibri"/>
                 <w:color w:val="1E293B"/>
                 <w:sz w:val="20"/>
               </w:rPr>
-              <w:t>Jumlah kantor BI dengan skor risiko 4–6.</w:t>
+              <w:t>Jumlah</w:t>
+            </w:r>
+            <w:proofErr w:type="spellEnd"/>
+            <w:r>
+              <w:rPr>
+                <w:rFonts w:ascii="Calibri" w:hAnsi="Calibri"/>
+                <w:color w:val="1E293B"/>
+                <w:sz w:val="20"/>
+              </w:rPr>
+              <w:t xml:space="preserve"> </w:t>
+            </w:r>
+            <w:proofErr w:type="spellStart"/>
+            <w:r>
+              <w:rPr>
+                <w:rFonts w:ascii="Calibri" w:hAnsi="Calibri"/>
+                <w:color w:val="1E293B"/>
+                <w:sz w:val="20"/>
+              </w:rPr>
+              <w:t>kantor</w:t>
+            </w:r>
+            <w:proofErr w:type="spellEnd"/>
+            <w:r>
+              <w:rPr>
+                <w:rFonts w:ascii="Calibri" w:hAnsi="Calibri"/>
+                <w:color w:val="1E293B"/>
+                <w:sz w:val="20"/>
+              </w:rPr>
+              <w:t xml:space="preserve"> BI </w:t>
+            </w:r>
+            <w:proofErr w:type="spellStart"/>
+            <w:r>
+              <w:rPr>
+                <w:rFonts w:ascii="Calibri" w:hAnsi="Calibri"/>
+                <w:color w:val="1E293B"/>
+                <w:sz w:val="20"/>
+              </w:rPr>
+              <w:t>dengan</w:t>
+            </w:r>
+            <w:proofErr w:type="spellEnd"/>
+            <w:r>
+              <w:rPr>
+                <w:rFonts w:ascii="Calibri" w:hAnsi="Calibri"/>
+                <w:color w:val="1E293B"/>
+                <w:sz w:val="20"/>
+              </w:rPr>
+              <w:t xml:space="preserve"> </w:t>
+            </w:r>
+            <w:proofErr w:type="spellStart"/>
+            <w:r>
+              <w:rPr>
+                <w:rFonts w:ascii="Calibri" w:hAnsi="Calibri"/>
+                <w:color w:val="1E293B"/>
+                <w:sz w:val="20"/>
+              </w:rPr>
+              <w:t>skor</w:t>
+            </w:r>
+            <w:proofErr w:type="spellEnd"/>
+            <w:r>
+              <w:rPr>
+                <w:rFonts w:ascii="Calibri" w:hAnsi="Calibri"/>
+                <w:color w:val="1E293B"/>
+                <w:sz w:val="20"/>
+              </w:rPr>
+              <w:t xml:space="preserve"> </w:t>
+            </w:r>
+            <w:proofErr w:type="spellStart"/>
+            <w:r>
+              <w:rPr>
+                <w:rFonts w:ascii="Calibri" w:hAnsi="Calibri"/>
+                <w:color w:val="1E293B"/>
+                <w:sz w:val="20"/>
+              </w:rPr>
+              <w:t>risiko</w:t>
+            </w:r>
+            <w:proofErr w:type="spellEnd"/>
+            <w:r>
+              <w:rPr>
+                <w:rFonts w:ascii="Calibri" w:hAnsi="Calibri"/>
+                <w:color w:val="1E293B"/>
+                <w:sz w:val="20"/>
+              </w:rPr>
+              <w:t xml:space="preserve"> 4–6</w:t>
+            </w:r>
+            <w:r>
+              <w:rPr>
+                <w:rFonts w:ascii="Calibri" w:hAnsi="Calibri"/>
+                <w:color w:val="1E293B"/>
+                <w:sz w:val="20"/>
+              </w:rPr>
+              <w:t xml:space="preserve"> (</w:t>
+            </w:r>
+            <w:proofErr w:type="spellStart"/>
+            <w:r>
+              <w:rPr>
+                <w:rFonts w:ascii="Calibri" w:hAnsi="Calibri"/>
+                <w:color w:val="1E293B"/>
+                <w:sz w:val="20"/>
+              </w:rPr>
+              <w:t>dalam</w:t>
+            </w:r>
+            <w:proofErr w:type="spellEnd"/>
+            <w:r>
+              <w:rPr>
+                <w:rFonts w:ascii="Calibri" w:hAnsi="Calibri"/>
+                <w:color w:val="1E293B"/>
+                <w:sz w:val="20"/>
+              </w:rPr>
+              <w:t xml:space="preserve"> radius </w:t>
+            </w:r>
+            <w:proofErr w:type="spellStart"/>
+            <w:r>
+              <w:rPr>
+                <w:rFonts w:ascii="Calibri" w:hAnsi="Calibri"/>
+                <w:color w:val="1E293B"/>
+                <w:sz w:val="20"/>
+              </w:rPr>
+              <w:t>bencana</w:t>
+            </w:r>
+            <w:proofErr w:type="spellEnd"/>
+            <w:r>
+              <w:rPr>
+                <w:rFonts w:ascii="Calibri" w:hAnsi="Calibri"/>
+                <w:color w:val="1E293B"/>
+                <w:sz w:val="20"/>
+              </w:rPr>
+              <w:t>).</w:t>
             </w:r>
           </w:p>
         </w:tc>
@@ -2269,7 +2979,69 @@
                 <w:color w:val="1E293B"/>
                 <w:sz w:val="20"/>
               </w:rPr>
-              <w:t>Jumlah kantor BI dengan skor risiko 1–3.</w:t>
+              <w:t xml:space="preserve">Jumlah kantor BI dengan skor </w:t>
+            </w:r>
+            <w:proofErr w:type="spellStart"/>
+            <w:r>
+              <w:rPr>
+                <w:rFonts w:ascii="Calibri" w:hAnsi="Calibri"/>
+                <w:color w:val="1E293B"/>
+                <w:sz w:val="20"/>
+              </w:rPr>
+              <w:t>risiko</w:t>
+            </w:r>
+            <w:proofErr w:type="spellEnd"/>
+            <w:r>
+              <w:rPr>
+                <w:rFonts w:ascii="Calibri" w:hAnsi="Calibri"/>
+                <w:color w:val="1E293B"/>
+                <w:sz w:val="20"/>
+              </w:rPr>
+              <w:t xml:space="preserve"> 1–3</w:t>
+            </w:r>
+            <w:r>
+              <w:rPr>
+                <w:rFonts w:ascii="Calibri" w:hAnsi="Calibri"/>
+                <w:color w:val="1E293B"/>
+                <w:sz w:val="20"/>
+              </w:rPr>
+              <w:t xml:space="preserve"> (</w:t>
+            </w:r>
+            <w:proofErr w:type="spellStart"/>
+            <w:r>
+              <w:rPr>
+                <w:rFonts w:ascii="Calibri" w:hAnsi="Calibri"/>
+                <w:color w:val="1E293B"/>
+                <w:sz w:val="20"/>
+              </w:rPr>
+              <w:t>dalam</w:t>
+            </w:r>
+            <w:proofErr w:type="spellEnd"/>
+            <w:r>
+              <w:rPr>
+                <w:rFonts w:ascii="Calibri" w:hAnsi="Calibri"/>
+                <w:color w:val="1E293B"/>
+                <w:sz w:val="20"/>
+              </w:rPr>
+              <w:t xml:space="preserve"> radius </w:t>
+            </w:r>
+            <w:proofErr w:type="spellStart"/>
+            <w:r>
+              <w:rPr>
+                <w:rFonts w:ascii="Calibri" w:hAnsi="Calibri"/>
+                <w:color w:val="1E293B"/>
+                <w:sz w:val="20"/>
+              </w:rPr>
+              <w:t>bencana</w:t>
+            </w:r>
+            <w:proofErr w:type="spellEnd"/>
+            <w:r>
+              <w:rPr>
+                <w:rFonts w:ascii="Calibri" w:hAnsi="Calibri"/>
+                <w:color w:val="1E293B"/>
+                <w:sz w:val="20"/>
+              </w:rPr>
+              <w:t>).</w:t>
             </w:r>
           </w:p>
         </w:tc>
@@ -2318,7 +3090,17 @@
                 <w:color w:val="1D4ED8"/>
                 <w:sz w:val="20"/>
               </w:rPr>
-              <w:t xml:space="preserve">Cara menghitung skor risiko:  </w:t>
+              <w:t>Cara menghitung skor risiko</w:t>
+            </w:r>
+            <w:proofErr w:type="gramStart"/>
+            <w:r>
+              <w:rPr>
+                <w:rFonts w:ascii="Calibri" w:hAnsi="Calibri"/>
+                <w:b/>
+                <w:color w:val="1D4ED8"/>
+                <w:sz w:val="20"/>
+              </w:rPr>
+              <w:t xml:space="preserve">:  </w:t>
             </w:r>
             <w:r>
               <w:rPr>
@@ -2326,7 +3108,166 @@
                 <w:color w:val="1E293B"/>
                 <w:sz w:val="20"/>
               </w:rPr>
-              <w:t>Skor Risiko = Tingkat Keparahan Bencana (1-3) x Indeks Kerentanan InaRISK (1-3). Hasil skor 1-3 = Rendah, 4-6 = Sedang, 7-9 = Tinggi.</w:t>
+              <w:t>Skor</w:t>
+            </w:r>
+            <w:proofErr w:type="gramEnd"/>
+            <w:r>
+              <w:rPr>
+                <w:rFonts w:ascii="Calibri" w:hAnsi="Calibri"/>
+                <w:color w:val="1E293B"/>
+                <w:sz w:val="20"/>
+              </w:rPr>
+              <w:t xml:space="preserve"> Risiko = Tingkat </w:t>
+            </w:r>
+            <w:proofErr w:type="spellStart"/>
+            <w:r>
+              <w:rPr>
+                <w:rFonts w:ascii="Calibri" w:hAnsi="Calibri"/>
+                <w:color w:val="1E293B"/>
+                <w:sz w:val="20"/>
+              </w:rPr>
+              <w:t>Keparahan</w:t>
+            </w:r>
+            <w:proofErr w:type="spellEnd"/>
+            <w:r>
+              <w:rPr>
+                <w:rFonts w:ascii="Calibri" w:hAnsi="Calibri"/>
+                <w:color w:val="1E293B"/>
+                <w:sz w:val="20"/>
+              </w:rPr>
+              <w:t xml:space="preserve"> </w:t>
+            </w:r>
+            <w:proofErr w:type="spellStart"/>
+            <w:r>
+              <w:rPr>
+                <w:rFonts w:ascii="Calibri" w:hAnsi="Calibri"/>
+                <w:color w:val="1E293B"/>
+                <w:sz w:val="20"/>
+              </w:rPr>
+              <w:t>Bencana</w:t>
+            </w:r>
+            <w:proofErr w:type="spellEnd"/>
+            <w:r>
+              <w:rPr>
+                <w:rFonts w:ascii="Calibri" w:hAnsi="Calibri"/>
+                <w:color w:val="1E293B"/>
+                <w:sz w:val="20"/>
+              </w:rPr>
+              <w:t xml:space="preserve"> (Halaman Utama)</w:t>
+            </w:r>
+            <w:r>
+              <w:rPr>
+                <w:rFonts w:ascii="Calibri" w:hAnsi="Calibri"/>
+                <w:color w:val="1E293B"/>
+                <w:sz w:val="20"/>
+              </w:rPr>
+              <w:t xml:space="preserve"> (1-3) x </w:t>
+            </w:r>
+            <w:proofErr w:type="spellStart"/>
+            <w:r>
+              <w:rPr>
+                <w:rFonts w:ascii="Calibri" w:hAnsi="Calibri"/>
+                <w:color w:val="1E293B"/>
+                <w:sz w:val="20"/>
+              </w:rPr>
+              <w:t>Indeks</w:t>
+            </w:r>
+            <w:proofErr w:type="spellEnd"/>
+            <w:r>
+              <w:rPr>
+                <w:rFonts w:ascii="Calibri" w:hAnsi="Calibri"/>
+                <w:color w:val="1E293B"/>
+                <w:sz w:val="20"/>
+              </w:rPr>
+              <w:t xml:space="preserve"> </w:t>
+            </w:r>
+            <w:proofErr w:type="spellStart"/>
+            <w:r>
+              <w:rPr>
+                <w:rFonts w:ascii="Calibri" w:hAnsi="Calibri"/>
+                <w:color w:val="1E293B"/>
+                <w:sz w:val="20"/>
+              </w:rPr>
+              <w:t>Kerentanan</w:t>
+            </w:r>
+            <w:proofErr w:type="spellEnd"/>
+            <w:r>
+              <w:rPr>
+                <w:rFonts w:ascii="Calibri" w:hAnsi="Calibri"/>
+                <w:color w:val="1E293B"/>
+                <w:sz w:val="20"/>
+              </w:rPr>
+              <w:t xml:space="preserve"> </w:t>
+            </w:r>
+            <w:proofErr w:type="spellStart"/>
+            <w:r>
+              <w:rPr>
+                <w:rFonts w:ascii="Calibri" w:hAnsi="Calibri"/>
+                <w:color w:val="1E293B"/>
+                <w:sz w:val="20"/>
+              </w:rPr>
+              <w:t>InaRISK</w:t>
+            </w:r>
+            <w:proofErr w:type="spellEnd"/>
+            <w:r>
+              <w:rPr>
+                <w:rFonts w:ascii="Calibri" w:hAnsi="Calibri"/>
+                <w:color w:val="1E293B"/>
+                <w:sz w:val="20"/>
+              </w:rPr>
+              <w:t xml:space="preserve"> </w:t>
+            </w:r>
+            <w:r>
+              <w:rPr>
+                <w:rFonts w:ascii="Calibri" w:hAnsi="Calibri"/>
+                <w:color w:val="1E293B"/>
+                <w:sz w:val="20"/>
+              </w:rPr>
+              <w:t xml:space="preserve">(Halaman Kerentanan) </w:t>
+            </w:r>
+            <w:r>
+              <w:rPr>
+                <w:rFonts w:ascii="Calibri" w:hAnsi="Calibri"/>
+                <w:color w:val="1E293B"/>
+                <w:sz w:val="20"/>
+              </w:rPr>
+              <w:t xml:space="preserve">(1-3). Hasil </w:t>
+            </w:r>
+            <w:proofErr w:type="spellStart"/>
+            <w:r>
+              <w:rPr>
+                <w:rFonts w:ascii="Calibri" w:hAnsi="Calibri"/>
+                <w:color w:val="1E293B"/>
+                <w:sz w:val="20"/>
+              </w:rPr>
+              <w:t>skor</w:t>
+            </w:r>
+            <w:proofErr w:type="spellEnd"/>
+            <w:r>
+              <w:rPr>
+                <w:rFonts w:ascii="Calibri" w:hAnsi="Calibri"/>
+                <w:color w:val="1E293B"/>
+                <w:sz w:val="20"/>
+              </w:rPr>
+              <w:t xml:space="preserve"> 1-3 = </w:t>
+            </w:r>
+            <w:proofErr w:type="spellStart"/>
+            <w:r>
+              <w:rPr>
+                <w:rFonts w:ascii="Calibri" w:hAnsi="Calibri"/>
+                <w:color w:val="1E293B"/>
+                <w:sz w:val="20"/>
+              </w:rPr>
+              <w:t>Rendah</w:t>
+            </w:r>
+            <w:proofErr w:type="spellEnd"/>
+            <w:r>
+              <w:rPr>
+                <w:rFonts w:ascii="Calibri" w:hAnsi="Calibri"/>
+                <w:color w:val="1E293B"/>
+                <w:sz w:val="20"/>
+              </w:rPr>
+              <w:t>, 4-6 = Sedang, 7-9 = Tinggi.</w:t>
             </w:r>
           </w:p>
         </w:tc>
@@ -2386,6 +3327,7 @@
           <w:color w:val="1E293B"/>
           <w:sz w:val="21"/>
         </w:rPr>
+        <w:lastRenderedPageBreak/>
         <w:t>Memindahkan peta (fly-to) ke lokasi epicenter atau wilayah terdampak.</w:t>
       </w:r>
     </w:p>
@@ -2650,16 +3592,7 @@
                 <w:color w:val="1E293B"/>
                 <w:sz w:val="20"/>
               </w:rPr>
-              <w:t xml:space="preserve">Titik oranye kecil pada tombol "Filter &amp; Urutkan" menandakan ada filter aktif yang bukan default. Reset </w:t>
-            </w:r>
-            <w:r>
-              <w:rPr>
-                <w:rFonts w:ascii="Calibri" w:hAnsi="Calibri"/>
-                <w:color w:val="1E293B"/>
-                <w:sz w:val="20"/>
-              </w:rPr>
-              <w:lastRenderedPageBreak/>
-              <w:t>dengan memilih "Semua" di setiap opsi filter.</w:t>
+              <w:t>Titik oranye kecil pada tombol "Filter &amp; Urutkan" menandakan ada filter aktif yang bukan default. Reset dengan memilih "Semua" di setiap opsi filter.</w:t>
             </w:r>
           </w:p>
         </w:tc>
@@ -2921,6 +3854,7 @@
           <w:color w:val="1E293B"/>
           <w:sz w:val="21"/>
         </w:rPr>
+        <w:lastRenderedPageBreak/>
         <w:t>Sidebar dapat diperkecil (di-collapse) untuk memperluas area peta. Klik tombol panah kiri di pojok kanan atas sidebar untuk menyembunyikannya. Dalam kondisi collapse, sidebar hanya menampilkan statistik risiko ringkas dan ikon tab. Klik panah kanan untuk membuka kembali sidebar.</w:t>
       </w:r>
     </w:p>
@@ -2947,14 +3881,146 @@
     <w:p>
       <w:pPr>
         <w:spacing w:after="80"/>
-      </w:pPr>
-      <w:r>
-        <w:rPr>
-          <w:rFonts w:ascii="Calibri" w:hAnsi="Calibri"/>
-          <w:color w:val="1E293B"/>
-          <w:sz w:val="21"/>
-        </w:rPr>
-        <w:t>Bagian terbesar Dashboard adalah peta interaktif berbasis Leaflet yang menampilkan seluruh wilayah Indonesia beserta data bencana secara real-time.</w:t>
+        <w:rPr>
+          <w:rFonts w:ascii="Calibri" w:hAnsi="Calibri"/>
+          <w:color w:val="1E293B"/>
+          <w:sz w:val="21"/>
+        </w:rPr>
+      </w:pPr>
+      <w:r>
+        <w:rPr>
+          <w:rFonts w:ascii="Calibri" w:hAnsi="Calibri"/>
+          <w:color w:val="1E293B"/>
+          <w:sz w:val="21"/>
+        </w:rPr>
+        <w:t xml:space="preserve">Bagian terbesar Dashboard adalah peta interaktif berbasis Leaflet yang menampilkan </w:t>
+      </w:r>
+      <w:proofErr w:type="spellStart"/>
+      <w:r>
+        <w:rPr>
+          <w:rFonts w:ascii="Calibri" w:hAnsi="Calibri"/>
+          <w:color w:val="1E293B"/>
+          <w:sz w:val="21"/>
+        </w:rPr>
+        <w:t>seluruh</w:t>
+      </w:r>
+      <w:proofErr w:type="spellEnd"/>
+      <w:r>
+        <w:rPr>
+          <w:rFonts w:ascii="Calibri" w:hAnsi="Calibri"/>
+          <w:color w:val="1E293B"/>
+          <w:sz w:val="21"/>
+        </w:rPr>
+        <w:t xml:space="preserve"> wilayah Indonesia </w:t>
+      </w:r>
+      <w:proofErr w:type="spellStart"/>
+      <w:r>
+        <w:rPr>
+          <w:rFonts w:ascii="Calibri" w:hAnsi="Calibri"/>
+          <w:color w:val="1E293B"/>
+          <w:sz w:val="21"/>
+        </w:rPr>
+        <w:t>beserta</w:t>
+      </w:r>
+      <w:proofErr w:type="spellEnd"/>
+      <w:r>
+        <w:rPr>
+          <w:rFonts w:ascii="Calibri" w:hAnsi="Calibri"/>
+          <w:color w:val="1E293B"/>
+          <w:sz w:val="21"/>
+        </w:rPr>
+        <w:t xml:space="preserve"> data </w:t>
+      </w:r>
+      <w:proofErr w:type="spellStart"/>
+      <w:r>
+        <w:rPr>
+          <w:rFonts w:ascii="Calibri" w:hAnsi="Calibri"/>
+          <w:color w:val="1E293B"/>
+          <w:sz w:val="21"/>
+        </w:rPr>
+        <w:t>bencana</w:t>
+      </w:r>
+      <w:proofErr w:type="spellEnd"/>
+      <w:r>
+        <w:rPr>
+          <w:rFonts w:ascii="Calibri" w:hAnsi="Calibri"/>
+          <w:color w:val="1E293B"/>
+          <w:sz w:val="21"/>
+        </w:rPr>
+        <w:t xml:space="preserve"> </w:t>
+      </w:r>
+      <w:proofErr w:type="spellStart"/>
+      <w:r>
+        <w:rPr>
+          <w:rFonts w:ascii="Calibri" w:hAnsi="Calibri"/>
+          <w:color w:val="1E293B"/>
+          <w:sz w:val="21"/>
+        </w:rPr>
+        <w:t>secara</w:t>
+      </w:r>
+      <w:proofErr w:type="spellEnd"/>
+      <w:r>
+        <w:rPr>
+          <w:rFonts w:ascii="Calibri" w:hAnsi="Calibri"/>
+          <w:color w:val="1E293B"/>
+          <w:sz w:val="21"/>
+        </w:rPr>
+        <w:t xml:space="preserve"> real-time.</w:t>
+      </w:r>
+    </w:p>
+    <w:p>
+      <w:pPr>
+        <w:spacing w:after="80"/>
+        <w:jc w:val="center"/>
+      </w:pPr>
+      <w:r>
+        <w:rPr>
+          <w:noProof/>
+        </w:rPr>
+        <w:drawing>
+          <wp:inline distT="0" distB="0" distL="0" distR="0" wp14:anchorId="74413873" wp14:editId="1E91BC6A">
+            <wp:extent cx="3261346" cy="2118360"/>
+            <wp:effectExtent l="0" t="0" r="0" b="0"/>
+            <wp:docPr id="1364963937" name="Picture 1"/>
+            <wp:cNvGraphicFramePr>
+              <a:graphicFrameLocks xmlns:a="http://schemas.openxmlformats.org/drawingml/2006/main" noChangeAspect="1"/>
+            </wp:cNvGraphicFramePr>
+            <a:graphic xmlns:a="http://schemas.openxmlformats.org/drawingml/2006/main">
+              <a:graphicData uri="http://schemas.openxmlformats.org/drawingml/2006/picture">
+                <pic:pic xmlns:pic="http://schemas.openxmlformats.org/drawingml/2006/picture">
+                  <pic:nvPicPr>
+                    <pic:cNvPr id="1364963937" name=""/>
+                    <pic:cNvPicPr/>
+                  </pic:nvPicPr>
+                  <pic:blipFill rotWithShape="1">
+                    <a:blip r:embed="rId10"/>
+                    <a:srcRect b="448"/>
+                    <a:stretch>
+                      <a:fillRect/>
+                    </a:stretch>
+                  </pic:blipFill>
+                  <pic:spPr bwMode="auto">
+                    <a:xfrm>
+                      <a:off x="0" y="0"/>
+                      <a:ext cx="3267422" cy="2122306"/>
+                    </a:xfrm>
+                    <a:prstGeom prst="rect">
+                      <a:avLst/>
+                    </a:prstGeom>
+                    <a:ln>
+                      <a:noFill/>
+                    </a:ln>
+                    <a:extLst>
+                      <a:ext uri="{53640926-AAD7-44D8-BBD7-CCE9431645EC}">
+                        <a14:shadowObscured xmlns:a14="http://schemas.microsoft.com/office/drawing/2010/main"/>
+                      </a:ext>
+                    </a:extLst>
+                  </pic:spPr>
+                </pic:pic>
+              </a:graphicData>
+            </a:graphic>
+          </wp:inline>
+        </w:drawing>
       </w:r>
     </w:p>
     <w:p>
@@ -3454,6 +4520,7 @@
           <w:b/>
           <w:color w:val="1E293B"/>
         </w:rPr>
+        <w:lastRenderedPageBreak/>
         <w:t>Lingkaran Radius Dampak Bencana</w:t>
       </w:r>
     </w:p>
@@ -3553,7 +4620,6 @@
           <w:color w:val="1E293B"/>
           <w:sz w:val="21"/>
         </w:rPr>
-        <w:lastRenderedPageBreak/>
         <w:t>Saat sebuah bencana dipilih, panel overlay akan muncul di pojok peta menampilkan daftar kantor BI terdekat dari epicenter bencana, diurutkan berdasarkan jarak (km). Panel ini membantu menilai kantor mana yang paling terancam.</w:t>
       </w:r>
     </w:p>
@@ -3614,7 +4680,6 @@
         <w:br w:type="page"/>
       </w:r>
     </w:p>
-    <w:p/>
     <w:p>
       <w:pPr>
         <w:shd w:val="clear" w:color="auto" w:fill="1E293B"/>
@@ -3627,7 +4692,18 @@
           <w:color w:val="93C5FD"/>
           <w:sz w:val="26"/>
         </w:rPr>
-        <w:t xml:space="preserve">  4  </w:t>
+        <w:lastRenderedPageBreak/>
+        <w:t xml:space="preserve">  </w:t>
+      </w:r>
+      <w:proofErr w:type="gramStart"/>
+      <w:r>
+        <w:rPr>
+          <w:rFonts w:ascii="Calibri" w:hAnsi="Calibri"/>
+          <w:b/>
+          <w:color w:val="93C5FD"/>
+          <w:sz w:val="26"/>
+        </w:rPr>
+        <w:t xml:space="preserve">4  </w:t>
       </w:r>
       <w:r>
         <w:rPr>
@@ -3636,20 +4712,243 @@
           <w:color w:val="FFFFFF"/>
           <w:sz w:val="28"/>
         </w:rPr>
-        <w:t>LAYAR KERENTANAN</w:t>
+        <w:t>LAYAR</w:t>
+      </w:r>
+      <w:proofErr w:type="gramEnd"/>
+      <w:r>
+        <w:rPr>
+          <w:rFonts w:ascii="Calibri" w:hAnsi="Calibri"/>
+          <w:b/>
+          <w:color w:val="FFFFFF"/>
+          <w:sz w:val="28"/>
+        </w:rPr>
+        <w:t xml:space="preserve"> KERENTANAN</w:t>
       </w:r>
     </w:p>
     <w:p>
       <w:pPr>
         <w:spacing w:after="80"/>
-      </w:pPr>
-      <w:r>
-        <w:rPr>
-          <w:rFonts w:ascii="Calibri" w:hAnsi="Calibri"/>
-          <w:color w:val="1E293B"/>
-          <w:sz w:val="21"/>
-        </w:rPr>
-        <w:t>Layar Kerentanan menampilkan indeks kerentanan multi-ancaman berbasis data BNPB InaRISK untuk setiap kantor KPw BI. Halaman ini berguna untuk memahami risiko jangka panjang suatu wilayah, terlepas dari ada atau tidaknya bencana aktif saat ini.</w:t>
+        <w:rPr>
+          <w:rFonts w:ascii="Calibri" w:hAnsi="Calibri"/>
+          <w:color w:val="1E293B"/>
+          <w:sz w:val="21"/>
+        </w:rPr>
+      </w:pPr>
+      <w:r>
+        <w:rPr>
+          <w:rFonts w:ascii="Calibri" w:hAnsi="Calibri"/>
+          <w:color w:val="1E293B"/>
+          <w:sz w:val="21"/>
+        </w:rPr>
+        <w:t xml:space="preserve">Layar Kerentanan menampilkan indeks kerentanan multi-ancaman berbasis data BNPB InaRISK untuk setiap kantor KPw BI. Halaman ini berguna untuk memahami risiko jangka panjang suatu wilayah, </w:t>
+      </w:r>
+      <w:proofErr w:type="spellStart"/>
+      <w:r>
+        <w:rPr>
+          <w:rFonts w:ascii="Calibri" w:hAnsi="Calibri"/>
+          <w:color w:val="1E293B"/>
+          <w:sz w:val="21"/>
+        </w:rPr>
+        <w:t>terlepas</w:t>
+      </w:r>
+      <w:proofErr w:type="spellEnd"/>
+      <w:r>
+        <w:rPr>
+          <w:rFonts w:ascii="Calibri" w:hAnsi="Calibri"/>
+          <w:color w:val="1E293B"/>
+          <w:sz w:val="21"/>
+        </w:rPr>
+        <w:t xml:space="preserve"> </w:t>
+      </w:r>
+      <w:proofErr w:type="spellStart"/>
+      <w:r>
+        <w:rPr>
+          <w:rFonts w:ascii="Calibri" w:hAnsi="Calibri"/>
+          <w:color w:val="1E293B"/>
+          <w:sz w:val="21"/>
+        </w:rPr>
+        <w:t>dari</w:t>
+      </w:r>
+      <w:proofErr w:type="spellEnd"/>
+      <w:r>
+        <w:rPr>
+          <w:rFonts w:ascii="Calibri" w:hAnsi="Calibri"/>
+          <w:color w:val="1E293B"/>
+          <w:sz w:val="21"/>
+        </w:rPr>
+        <w:t xml:space="preserve"> </w:t>
+      </w:r>
+      <w:proofErr w:type="spellStart"/>
+      <w:r>
+        <w:rPr>
+          <w:rFonts w:ascii="Calibri" w:hAnsi="Calibri"/>
+          <w:color w:val="1E293B"/>
+          <w:sz w:val="21"/>
+        </w:rPr>
+        <w:t>ada</w:t>
+      </w:r>
+      <w:proofErr w:type="spellEnd"/>
+      <w:r>
+        <w:rPr>
+          <w:rFonts w:ascii="Calibri" w:hAnsi="Calibri"/>
+          <w:color w:val="1E293B"/>
+          <w:sz w:val="21"/>
+        </w:rPr>
+        <w:t xml:space="preserve"> </w:t>
+      </w:r>
+      <w:proofErr w:type="spellStart"/>
+      <w:r>
+        <w:rPr>
+          <w:rFonts w:ascii="Calibri" w:hAnsi="Calibri"/>
+          <w:color w:val="1E293B"/>
+          <w:sz w:val="21"/>
+        </w:rPr>
+        <w:t>atau</w:t>
+      </w:r>
+      <w:proofErr w:type="spellEnd"/>
+      <w:r>
+        <w:rPr>
+          <w:rFonts w:ascii="Calibri" w:hAnsi="Calibri"/>
+          <w:color w:val="1E293B"/>
+          <w:sz w:val="21"/>
+        </w:rPr>
+        <w:t xml:space="preserve"> </w:t>
+      </w:r>
+      <w:proofErr w:type="spellStart"/>
+      <w:r>
+        <w:rPr>
+          <w:rFonts w:ascii="Calibri" w:hAnsi="Calibri"/>
+          <w:color w:val="1E293B"/>
+          <w:sz w:val="21"/>
+        </w:rPr>
+        <w:t>tidaknya</w:t>
+      </w:r>
+      <w:proofErr w:type="spellEnd"/>
+      <w:r>
+        <w:rPr>
+          <w:rFonts w:ascii="Calibri" w:hAnsi="Calibri"/>
+          <w:color w:val="1E293B"/>
+          <w:sz w:val="21"/>
+        </w:rPr>
+        <w:t xml:space="preserve"> </w:t>
+      </w:r>
+      <w:proofErr w:type="spellStart"/>
+      <w:r>
+        <w:rPr>
+          <w:rFonts w:ascii="Calibri" w:hAnsi="Calibri"/>
+          <w:color w:val="1E293B"/>
+          <w:sz w:val="21"/>
+        </w:rPr>
+        <w:t>bencana</w:t>
+      </w:r>
+      <w:proofErr w:type="spellEnd"/>
+      <w:r>
+        <w:rPr>
+          <w:rFonts w:ascii="Calibri" w:hAnsi="Calibri"/>
+          <w:color w:val="1E293B"/>
+          <w:sz w:val="21"/>
+        </w:rPr>
+        <w:t xml:space="preserve"> </w:t>
+      </w:r>
+      <w:proofErr w:type="spellStart"/>
+      <w:r>
+        <w:rPr>
+          <w:rFonts w:ascii="Calibri" w:hAnsi="Calibri"/>
+          <w:color w:val="1E293B"/>
+          <w:sz w:val="21"/>
+        </w:rPr>
+        <w:t>aktif</w:t>
+      </w:r>
+      <w:proofErr w:type="spellEnd"/>
+      <w:r>
+        <w:rPr>
+          <w:rFonts w:ascii="Calibri" w:hAnsi="Calibri"/>
+          <w:color w:val="1E293B"/>
+          <w:sz w:val="21"/>
+        </w:rPr>
+        <w:t xml:space="preserve"> </w:t>
+      </w:r>
+      <w:proofErr w:type="spellStart"/>
+      <w:r>
+        <w:rPr>
+          <w:rFonts w:ascii="Calibri" w:hAnsi="Calibri"/>
+          <w:color w:val="1E293B"/>
+          <w:sz w:val="21"/>
+        </w:rPr>
+        <w:t>saat</w:t>
+      </w:r>
+      <w:proofErr w:type="spellEnd"/>
+      <w:r>
+        <w:rPr>
+          <w:rFonts w:ascii="Calibri" w:hAnsi="Calibri"/>
+          <w:color w:val="1E293B"/>
+          <w:sz w:val="21"/>
+        </w:rPr>
+        <w:t xml:space="preserve"> </w:t>
+      </w:r>
+      <w:proofErr w:type="spellStart"/>
+      <w:r>
+        <w:rPr>
+          <w:rFonts w:ascii="Calibri" w:hAnsi="Calibri"/>
+          <w:color w:val="1E293B"/>
+          <w:sz w:val="21"/>
+        </w:rPr>
+        <w:t>ini</w:t>
+      </w:r>
+      <w:proofErr w:type="spellEnd"/>
+      <w:r>
+        <w:rPr>
+          <w:rFonts w:ascii="Calibri" w:hAnsi="Calibri"/>
+          <w:color w:val="1E293B"/>
+          <w:sz w:val="21"/>
+        </w:rPr>
+        <w:t>.</w:t>
+      </w:r>
+    </w:p>
+    <w:p>
+      <w:pPr>
+        <w:spacing w:after="80"/>
+        <w:jc w:val="center"/>
+      </w:pPr>
+      <w:r>
+        <w:rPr>
+          <w:noProof/>
+        </w:rPr>
+        <w:drawing>
+          <wp:inline distT="0" distB="0" distL="0" distR="0" wp14:anchorId="09062598" wp14:editId="0B7CFF79">
+            <wp:extent cx="5318760" cy="2708010"/>
+            <wp:effectExtent l="0" t="0" r="0" b="0"/>
+            <wp:docPr id="811910513" name="Picture 1"/>
+            <wp:cNvGraphicFramePr>
+              <a:graphicFrameLocks xmlns:a="http://schemas.openxmlformats.org/drawingml/2006/main" noChangeAspect="1"/>
+            </wp:cNvGraphicFramePr>
+            <a:graphic xmlns:a="http://schemas.openxmlformats.org/drawingml/2006/main">
+              <a:graphicData uri="http://schemas.openxmlformats.org/drawingml/2006/picture">
+                <pic:pic xmlns:pic="http://schemas.openxmlformats.org/drawingml/2006/picture">
+                  <pic:nvPicPr>
+                    <pic:cNvPr id="811910513" name=""/>
+                    <pic:cNvPicPr/>
+                  </pic:nvPicPr>
+                  <pic:blipFill>
+                    <a:blip r:embed="rId11"/>
+                    <a:stretch>
+                      <a:fillRect/>
+                    </a:stretch>
+                  </pic:blipFill>
+                  <pic:spPr>
+                    <a:xfrm>
+                      <a:off x="0" y="0"/>
+                      <a:ext cx="5323696" cy="2710523"/>
+                    </a:xfrm>
+                    <a:prstGeom prst="rect">
+                      <a:avLst/>
+                    </a:prstGeom>
+                  </pic:spPr>
+                </pic:pic>
+              </a:graphicData>
+            </a:graphic>
+          </wp:inline>
+        </w:drawing>
       </w:r>
     </w:p>
     <w:p>
@@ -4024,6 +5323,7 @@
           <w:b/>
           <w:color w:val="1E293B"/>
         </w:rPr>
+        <w:lastRenderedPageBreak/>
         <w:t>Screenshot Peta Kerentanan</w:t>
       </w:r>
     </w:p>
@@ -4045,7 +5345,6 @@
         <w:br w:type="page"/>
       </w:r>
     </w:p>
-    <w:p/>
     <w:p>
       <w:pPr>
         <w:shd w:val="clear" w:color="auto" w:fill="1E293B"/>
@@ -4058,7 +5357,18 @@
           <w:color w:val="93C5FD"/>
           <w:sz w:val="26"/>
         </w:rPr>
-        <w:t xml:space="preserve">  5  </w:t>
+        <w:lastRenderedPageBreak/>
+        <w:t xml:space="preserve">  </w:t>
+      </w:r>
+      <w:proofErr w:type="gramStart"/>
+      <w:r>
+        <w:rPr>
+          <w:rFonts w:ascii="Calibri" w:hAnsi="Calibri"/>
+          <w:b/>
+          <w:color w:val="93C5FD"/>
+          <w:sz w:val="26"/>
+        </w:rPr>
+        <w:t xml:space="preserve">5  </w:t>
       </w:r>
       <w:r>
         <w:rPr>
@@ -4067,26 +5377,250 @@
           <w:color w:val="FFFFFF"/>
           <w:sz w:val="28"/>
         </w:rPr>
-        <w:t>LAYAR PERKIRAAN</w:t>
+        <w:t>LAYAR</w:t>
+      </w:r>
+      <w:proofErr w:type="gramEnd"/>
+      <w:r>
+        <w:rPr>
+          <w:rFonts w:ascii="Calibri" w:hAnsi="Calibri"/>
+          <w:b/>
+          <w:color w:val="FFFFFF"/>
+          <w:sz w:val="28"/>
+        </w:rPr>
+        <w:t xml:space="preserve"> PERKIRAAN</w:t>
       </w:r>
     </w:p>
     <w:p>
       <w:pPr>
         <w:spacing w:after="80"/>
-      </w:pPr>
-      <w:r>
-        <w:rPr>
-          <w:rFonts w:ascii="Calibri" w:hAnsi="Calibri"/>
-          <w:color w:val="1E293B"/>
-          <w:sz w:val="21"/>
-        </w:rPr>
-        <w:t>Layar Perkiraan menyediakan informasi prakiraan cuaca jangka pendek dan analisis kesiapsiagaan bencana jangka panjang untuk mendukung perencanaan kontinjensi KPw BI.</w:t>
+        <w:rPr>
+          <w:rFonts w:ascii="Calibri" w:hAnsi="Calibri"/>
+          <w:color w:val="1E293B"/>
+          <w:sz w:val="21"/>
+        </w:rPr>
+      </w:pPr>
+      <w:r>
+        <w:rPr>
+          <w:rFonts w:ascii="Calibri" w:hAnsi="Calibri"/>
+          <w:color w:val="1E293B"/>
+          <w:sz w:val="21"/>
+        </w:rPr>
+        <w:t xml:space="preserve">Layar Perkiraan menyediakan informasi prakiraan cuaca jangka pendek dan analisis </w:t>
+      </w:r>
+      <w:proofErr w:type="spellStart"/>
+      <w:r>
+        <w:rPr>
+          <w:rFonts w:ascii="Calibri" w:hAnsi="Calibri"/>
+          <w:color w:val="1E293B"/>
+          <w:sz w:val="21"/>
+        </w:rPr>
+        <w:t>kesiapsiagaan</w:t>
+      </w:r>
+      <w:proofErr w:type="spellEnd"/>
+      <w:r>
+        <w:rPr>
+          <w:rFonts w:ascii="Calibri" w:hAnsi="Calibri"/>
+          <w:color w:val="1E293B"/>
+          <w:sz w:val="21"/>
+        </w:rPr>
+        <w:t xml:space="preserve"> </w:t>
+      </w:r>
+      <w:proofErr w:type="spellStart"/>
+      <w:r>
+        <w:rPr>
+          <w:rFonts w:ascii="Calibri" w:hAnsi="Calibri"/>
+          <w:color w:val="1E293B"/>
+          <w:sz w:val="21"/>
+        </w:rPr>
+        <w:t>bencana</w:t>
+      </w:r>
+      <w:proofErr w:type="spellEnd"/>
+      <w:r>
+        <w:rPr>
+          <w:rFonts w:ascii="Calibri" w:hAnsi="Calibri"/>
+          <w:color w:val="1E293B"/>
+          <w:sz w:val="21"/>
+        </w:rPr>
+        <w:t xml:space="preserve"> </w:t>
+      </w:r>
+      <w:proofErr w:type="spellStart"/>
+      <w:r>
+        <w:rPr>
+          <w:rFonts w:ascii="Calibri" w:hAnsi="Calibri"/>
+          <w:color w:val="1E293B"/>
+          <w:sz w:val="21"/>
+        </w:rPr>
+        <w:t>jangka</w:t>
+      </w:r>
+      <w:proofErr w:type="spellEnd"/>
+      <w:r>
+        <w:rPr>
+          <w:rFonts w:ascii="Calibri" w:hAnsi="Calibri"/>
+          <w:color w:val="1E293B"/>
+          <w:sz w:val="21"/>
+        </w:rPr>
+        <w:t xml:space="preserve"> </w:t>
+      </w:r>
+      <w:proofErr w:type="spellStart"/>
+      <w:r>
+        <w:rPr>
+          <w:rFonts w:ascii="Calibri" w:hAnsi="Calibri"/>
+          <w:color w:val="1E293B"/>
+          <w:sz w:val="21"/>
+        </w:rPr>
+        <w:t>panjang</w:t>
+      </w:r>
+      <w:proofErr w:type="spellEnd"/>
+      <w:r>
+        <w:rPr>
+          <w:rFonts w:ascii="Calibri" w:hAnsi="Calibri"/>
+          <w:color w:val="1E293B"/>
+          <w:sz w:val="21"/>
+        </w:rPr>
+        <w:t xml:space="preserve"> </w:t>
+      </w:r>
+      <w:proofErr w:type="spellStart"/>
+      <w:r>
+        <w:rPr>
+          <w:rFonts w:ascii="Calibri" w:hAnsi="Calibri"/>
+          <w:color w:val="1E293B"/>
+          <w:sz w:val="21"/>
+        </w:rPr>
+        <w:t>untuk</w:t>
+      </w:r>
+      <w:proofErr w:type="spellEnd"/>
+      <w:r>
+        <w:rPr>
+          <w:rFonts w:ascii="Calibri" w:hAnsi="Calibri"/>
+          <w:color w:val="1E293B"/>
+          <w:sz w:val="21"/>
+        </w:rPr>
+        <w:t xml:space="preserve"> </w:t>
+      </w:r>
+      <w:proofErr w:type="spellStart"/>
+      <w:r>
+        <w:rPr>
+          <w:rFonts w:ascii="Calibri" w:hAnsi="Calibri"/>
+          <w:color w:val="1E293B"/>
+          <w:sz w:val="21"/>
+        </w:rPr>
+        <w:t>mendukung</w:t>
+      </w:r>
+      <w:proofErr w:type="spellEnd"/>
+      <w:r>
+        <w:rPr>
+          <w:rFonts w:ascii="Calibri" w:hAnsi="Calibri"/>
+          <w:color w:val="1E293B"/>
+          <w:sz w:val="21"/>
+        </w:rPr>
+        <w:t xml:space="preserve"> </w:t>
+      </w:r>
+      <w:proofErr w:type="spellStart"/>
+      <w:r>
+        <w:rPr>
+          <w:rFonts w:ascii="Calibri" w:hAnsi="Calibri"/>
+          <w:color w:val="1E293B"/>
+          <w:sz w:val="21"/>
+        </w:rPr>
+        <w:t>perencanaan</w:t>
+      </w:r>
+      <w:proofErr w:type="spellEnd"/>
+      <w:r>
+        <w:rPr>
+          <w:rFonts w:ascii="Calibri" w:hAnsi="Calibri"/>
+          <w:color w:val="1E293B"/>
+          <w:sz w:val="21"/>
+        </w:rPr>
+        <w:t xml:space="preserve"> </w:t>
+      </w:r>
+      <w:proofErr w:type="spellStart"/>
+      <w:r>
+        <w:rPr>
+          <w:rFonts w:ascii="Calibri" w:hAnsi="Calibri"/>
+          <w:color w:val="1E293B"/>
+          <w:sz w:val="21"/>
+        </w:rPr>
+        <w:t>kontinjensi</w:t>
+      </w:r>
+      <w:proofErr w:type="spellEnd"/>
+      <w:r>
+        <w:rPr>
+          <w:rFonts w:ascii="Calibri" w:hAnsi="Calibri"/>
+          <w:color w:val="1E293B"/>
+          <w:sz w:val="21"/>
+        </w:rPr>
+        <w:t xml:space="preserve"> </w:t>
+      </w:r>
+      <w:proofErr w:type="spellStart"/>
+      <w:r>
+        <w:rPr>
+          <w:rFonts w:ascii="Calibri" w:hAnsi="Calibri"/>
+          <w:color w:val="1E293B"/>
+          <w:sz w:val="21"/>
+        </w:rPr>
+        <w:t>KPw</w:t>
+      </w:r>
+      <w:proofErr w:type="spellEnd"/>
+      <w:r>
+        <w:rPr>
+          <w:rFonts w:ascii="Calibri" w:hAnsi="Calibri"/>
+          <w:color w:val="1E293B"/>
+          <w:sz w:val="21"/>
+        </w:rPr>
+        <w:t xml:space="preserve"> BI.</w:t>
+      </w:r>
+    </w:p>
+    <w:p>
+      <w:pPr>
+        <w:spacing w:after="80"/>
+        <w:jc w:val="center"/>
+      </w:pPr>
+      <w:r>
+        <w:rPr>
+          <w:noProof/>
+        </w:rPr>
+        <w:drawing>
+          <wp:inline distT="0" distB="0" distL="0" distR="0" wp14:anchorId="7A72B91D" wp14:editId="38DB7932">
+            <wp:extent cx="5466132" cy="2781300"/>
+            <wp:effectExtent l="0" t="0" r="1270" b="0"/>
+            <wp:docPr id="381169886" name="Picture 1"/>
+            <wp:cNvGraphicFramePr>
+              <a:graphicFrameLocks xmlns:a="http://schemas.openxmlformats.org/drawingml/2006/main" noChangeAspect="1"/>
+            </wp:cNvGraphicFramePr>
+            <a:graphic xmlns:a="http://schemas.openxmlformats.org/drawingml/2006/main">
+              <a:graphicData uri="http://schemas.openxmlformats.org/drawingml/2006/picture">
+                <pic:pic xmlns:pic="http://schemas.openxmlformats.org/drawingml/2006/picture">
+                  <pic:nvPicPr>
+                    <pic:cNvPr id="381169886" name=""/>
+                    <pic:cNvPicPr/>
+                  </pic:nvPicPr>
+                  <pic:blipFill>
+                    <a:blip r:embed="rId12"/>
+                    <a:stretch>
+                      <a:fillRect/>
+                    </a:stretch>
+                  </pic:blipFill>
+                  <pic:spPr>
+                    <a:xfrm>
+                      <a:off x="0" y="0"/>
+                      <a:ext cx="5471030" cy="2783792"/>
+                    </a:xfrm>
+                    <a:prstGeom prst="rect">
+                      <a:avLst/>
+                    </a:prstGeom>
+                  </pic:spPr>
+                </pic:pic>
+              </a:graphicData>
+            </a:graphic>
+          </wp:inline>
+        </w:drawing>
       </w:r>
     </w:p>
     <w:p>
       <w:pPr>
         <w:spacing w:before="240" w:after="60"/>
       </w:pPr>
+      <w:proofErr w:type="gramStart"/>
       <w:r>
         <w:rPr>
           <w:rFonts w:ascii="Calibri" w:hAnsi="Calibri"/>
@@ -4094,7 +5628,17 @@
           <w:color w:val="2263EB"/>
           <w:sz w:val="24"/>
         </w:rPr>
-        <w:t>5.1  Tab Mingguan — Prakiraan 3 Hari</w:t>
+        <w:t>5.1  Tab</w:t>
+      </w:r>
+      <w:proofErr w:type="gramEnd"/>
+      <w:r>
+        <w:rPr>
+          <w:rFonts w:ascii="Calibri" w:hAnsi="Calibri"/>
+          <w:b/>
+          <w:color w:val="2263EB"/>
+          <w:sz w:val="24"/>
+        </w:rPr>
+        <w:t xml:space="preserve"> Mingguan — Prakiraan 3 Hari</w:t>
       </w:r>
     </w:p>
     <w:p>
@@ -4322,7 +5866,78 @@
           <w:color w:val="1E293B"/>
           <w:sz w:val="21"/>
         </w:rPr>
-        <w:t>Penjelasan implikasi setiap fase ENSO terhadap potensi bencana (banjir vs. kekeringan).</w:t>
+        <w:t xml:space="preserve">Penjelasan implikasi setiap fase ENSO terhadap potensi bencana (banjir vs. </w:t>
+      </w:r>
+      <w:proofErr w:type="spellStart"/>
+      <w:r>
+        <w:rPr>
+          <w:rFonts w:ascii="Calibri" w:hAnsi="Calibri"/>
+          <w:color w:val="1E293B"/>
+          <w:sz w:val="21"/>
+        </w:rPr>
+        <w:t>kekeringan</w:t>
+      </w:r>
+      <w:proofErr w:type="spellEnd"/>
+      <w:r>
+        <w:rPr>
+          <w:rFonts w:ascii="Calibri" w:hAnsi="Calibri"/>
+          <w:color w:val="1E293B"/>
+          <w:sz w:val="21"/>
+        </w:rPr>
+        <w:t>).</w:t>
+      </w:r>
+    </w:p>
+    <w:p>
+      <w:pPr>
+        <w:pStyle w:val="ListBullet"/>
+        <w:numPr>
+          <w:ilvl w:val="0"/>
+          <w:numId w:val="0"/>
+        </w:numPr>
+        <w:spacing w:after="40"/>
+        <w:ind w:left="360" w:hanging="360"/>
+        <w:jc w:val="center"/>
+      </w:pPr>
+      <w:r>
+        <w:rPr>
+          <w:noProof/>
+        </w:rPr>
+        <w:lastRenderedPageBreak/>
+        <w:drawing>
+          <wp:inline distT="0" distB="0" distL="0" distR="0" wp14:anchorId="05A8A2AD" wp14:editId="6483387F">
+            <wp:extent cx="3276600" cy="2015914"/>
+            <wp:effectExtent l="0" t="0" r="0" b="3810"/>
+            <wp:docPr id="1802795406" name="Picture 1"/>
+            <wp:cNvGraphicFramePr>
+              <a:graphicFrameLocks xmlns:a="http://schemas.openxmlformats.org/drawingml/2006/main" noChangeAspect="1"/>
+            </wp:cNvGraphicFramePr>
+            <a:graphic xmlns:a="http://schemas.openxmlformats.org/drawingml/2006/main">
+              <a:graphicData uri="http://schemas.openxmlformats.org/drawingml/2006/picture">
+                <pic:pic xmlns:pic="http://schemas.openxmlformats.org/drawingml/2006/picture">
+                  <pic:nvPicPr>
+                    <pic:cNvPr id="1802795406" name=""/>
+                    <pic:cNvPicPr/>
+                  </pic:nvPicPr>
+                  <pic:blipFill>
+                    <a:blip r:embed="rId13"/>
+                    <a:stretch>
+                      <a:fillRect/>
+                    </a:stretch>
+                  </pic:blipFill>
+                  <pic:spPr>
+                    <a:xfrm>
+                      <a:off x="0" y="0"/>
+                      <a:ext cx="3282932" cy="2019810"/>
+                    </a:xfrm>
+                    <a:prstGeom prst="rect">
+                      <a:avLst/>
+                    </a:prstGeom>
+                  </pic:spPr>
+                </pic:pic>
+              </a:graphicData>
+            </a:graphic>
+          </wp:inline>
+        </w:drawing>
       </w:r>
     </w:p>
     <w:p>
@@ -4393,20 +6008,260 @@
           <w:color w:val="1E293B"/>
           <w:sz w:val="21"/>
         </w:rPr>
-        <w:t>Katalog gempa bumi historis — data kejadian gempa bumi signifikan untuk analisis pola.</w:t>
+        <w:t xml:space="preserve">Katalog gempa bumi </w:t>
+      </w:r>
+      <w:proofErr w:type="spellStart"/>
+      <w:r>
+        <w:rPr>
+          <w:rFonts w:ascii="Calibri" w:hAnsi="Calibri"/>
+          <w:color w:val="1E293B"/>
+          <w:sz w:val="21"/>
+        </w:rPr>
+        <w:t>historis</w:t>
+      </w:r>
+      <w:proofErr w:type="spellEnd"/>
+      <w:r>
+        <w:rPr>
+          <w:rFonts w:ascii="Calibri" w:hAnsi="Calibri"/>
+          <w:color w:val="1E293B"/>
+          <w:sz w:val="21"/>
+        </w:rPr>
+        <w:t xml:space="preserve"> — data </w:t>
+      </w:r>
+      <w:proofErr w:type="spellStart"/>
+      <w:r>
+        <w:rPr>
+          <w:rFonts w:ascii="Calibri" w:hAnsi="Calibri"/>
+          <w:color w:val="1E293B"/>
+          <w:sz w:val="21"/>
+        </w:rPr>
+        <w:t>kejadian</w:t>
+      </w:r>
+      <w:proofErr w:type="spellEnd"/>
+      <w:r>
+        <w:rPr>
+          <w:rFonts w:ascii="Calibri" w:hAnsi="Calibri"/>
+          <w:color w:val="1E293B"/>
+          <w:sz w:val="21"/>
+        </w:rPr>
+        <w:t xml:space="preserve"> </w:t>
+      </w:r>
+      <w:proofErr w:type="spellStart"/>
+      <w:r>
+        <w:rPr>
+          <w:rFonts w:ascii="Calibri" w:hAnsi="Calibri"/>
+          <w:color w:val="1E293B"/>
+          <w:sz w:val="21"/>
+        </w:rPr>
+        <w:t>gempa</w:t>
+      </w:r>
+      <w:proofErr w:type="spellEnd"/>
+      <w:r>
+        <w:rPr>
+          <w:rFonts w:ascii="Calibri" w:hAnsi="Calibri"/>
+          <w:color w:val="1E293B"/>
+          <w:sz w:val="21"/>
+        </w:rPr>
+        <w:t xml:space="preserve"> </w:t>
+      </w:r>
+      <w:proofErr w:type="spellStart"/>
+      <w:r>
+        <w:rPr>
+          <w:rFonts w:ascii="Calibri" w:hAnsi="Calibri"/>
+          <w:color w:val="1E293B"/>
+          <w:sz w:val="21"/>
+        </w:rPr>
+        <w:t>bumi</w:t>
+      </w:r>
+      <w:proofErr w:type="spellEnd"/>
+      <w:r>
+        <w:rPr>
+          <w:rFonts w:ascii="Calibri" w:hAnsi="Calibri"/>
+          <w:color w:val="1E293B"/>
+          <w:sz w:val="21"/>
+        </w:rPr>
+        <w:t xml:space="preserve"> </w:t>
+      </w:r>
+      <w:proofErr w:type="spellStart"/>
+      <w:r>
+        <w:rPr>
+          <w:rFonts w:ascii="Calibri" w:hAnsi="Calibri"/>
+          <w:color w:val="1E293B"/>
+          <w:sz w:val="21"/>
+        </w:rPr>
+        <w:t>signifikan</w:t>
+      </w:r>
+      <w:proofErr w:type="spellEnd"/>
+      <w:r>
+        <w:rPr>
+          <w:rFonts w:ascii="Calibri" w:hAnsi="Calibri"/>
+          <w:color w:val="1E293B"/>
+          <w:sz w:val="21"/>
+        </w:rPr>
+        <w:t xml:space="preserve"> </w:t>
+      </w:r>
+      <w:proofErr w:type="spellStart"/>
+      <w:r>
+        <w:rPr>
+          <w:rFonts w:ascii="Calibri" w:hAnsi="Calibri"/>
+          <w:color w:val="1E293B"/>
+          <w:sz w:val="21"/>
+        </w:rPr>
+        <w:t>untuk</w:t>
+      </w:r>
+      <w:proofErr w:type="spellEnd"/>
+      <w:r>
+        <w:rPr>
+          <w:rFonts w:ascii="Calibri" w:hAnsi="Calibri"/>
+          <w:color w:val="1E293B"/>
+          <w:sz w:val="21"/>
+        </w:rPr>
+        <w:t xml:space="preserve"> </w:t>
+      </w:r>
+      <w:proofErr w:type="spellStart"/>
+      <w:r>
+        <w:rPr>
+          <w:rFonts w:ascii="Calibri" w:hAnsi="Calibri"/>
+          <w:color w:val="1E293B"/>
+          <w:sz w:val="21"/>
+        </w:rPr>
+        <w:t>analisis</w:t>
+      </w:r>
+      <w:proofErr w:type="spellEnd"/>
+      <w:r>
+        <w:rPr>
+          <w:rFonts w:ascii="Calibri" w:hAnsi="Calibri"/>
+          <w:color w:val="1E293B"/>
+          <w:sz w:val="21"/>
+        </w:rPr>
+        <w:t xml:space="preserve"> </w:t>
+      </w:r>
+      <w:proofErr w:type="spellStart"/>
+      <w:r>
+        <w:rPr>
+          <w:rFonts w:ascii="Calibri" w:hAnsi="Calibri"/>
+          <w:color w:val="1E293B"/>
+          <w:sz w:val="21"/>
+        </w:rPr>
+        <w:t>pola</w:t>
+      </w:r>
+      <w:proofErr w:type="spellEnd"/>
+      <w:r>
+        <w:rPr>
+          <w:rFonts w:ascii="Calibri" w:hAnsi="Calibri"/>
+          <w:color w:val="1E293B"/>
+          <w:sz w:val="21"/>
+        </w:rPr>
+        <w:t>.</w:t>
+      </w:r>
+    </w:p>
+    <w:p>
+      <w:pPr>
+        <w:pStyle w:val="ListBullet"/>
+        <w:numPr>
+          <w:ilvl w:val="0"/>
+          <w:numId w:val="0"/>
+        </w:numPr>
+        <w:spacing w:after="40"/>
+        <w:ind w:left="360" w:hanging="360"/>
+        <w:rPr>
+          <w:rFonts w:ascii="Calibri" w:hAnsi="Calibri"/>
+          <w:color w:val="1E293B"/>
+          <w:sz w:val="21"/>
+        </w:rPr>
+      </w:pPr>
+    </w:p>
+    <w:p>
+      <w:pPr>
+        <w:pStyle w:val="ListBullet"/>
+        <w:numPr>
+          <w:ilvl w:val="0"/>
+          <w:numId w:val="0"/>
+        </w:numPr>
+        <w:spacing w:after="40"/>
+        <w:ind w:left="360" w:hanging="360"/>
+        <w:jc w:val="center"/>
+      </w:pPr>
+      <w:r>
+        <w:rPr>
+          <w:noProof/>
+        </w:rPr>
+        <w:drawing>
+          <wp:inline distT="0" distB="0" distL="0" distR="0" wp14:anchorId="1FCB88B8" wp14:editId="27F37D15">
+            <wp:extent cx="3368040" cy="2079691"/>
+            <wp:effectExtent l="0" t="0" r="3810" b="0"/>
+            <wp:docPr id="1337890999" name="Picture 1"/>
+            <wp:cNvGraphicFramePr>
+              <a:graphicFrameLocks xmlns:a="http://schemas.openxmlformats.org/drawingml/2006/main" noChangeAspect="1"/>
+            </wp:cNvGraphicFramePr>
+            <a:graphic xmlns:a="http://schemas.openxmlformats.org/drawingml/2006/main">
+              <a:graphicData uri="http://schemas.openxmlformats.org/drawingml/2006/picture">
+                <pic:pic xmlns:pic="http://schemas.openxmlformats.org/drawingml/2006/picture">
+                  <pic:nvPicPr>
+                    <pic:cNvPr id="1337890999" name=""/>
+                    <pic:cNvPicPr/>
+                  </pic:nvPicPr>
+                  <pic:blipFill>
+                    <a:blip r:embed="rId14"/>
+                    <a:stretch>
+                      <a:fillRect/>
+                    </a:stretch>
+                  </pic:blipFill>
+                  <pic:spPr>
+                    <a:xfrm>
+                      <a:off x="0" y="0"/>
+                      <a:ext cx="3380925" cy="2087647"/>
+                    </a:xfrm>
+                    <a:prstGeom prst="rect">
+                      <a:avLst/>
+                    </a:prstGeom>
+                  </pic:spPr>
+                </pic:pic>
+              </a:graphicData>
+            </a:graphic>
+          </wp:inline>
+        </w:drawing>
       </w:r>
     </w:p>
     <w:p>
       <w:pPr>
         <w:spacing w:before="160" w:after="40"/>
-      </w:pPr>
-      <w:r>
         <w:rPr>
           <w:rFonts w:ascii="Calibri" w:hAnsi="Calibri"/>
           <w:b/>
           <w:color w:val="1E293B"/>
         </w:rPr>
-        <w:t>Panel Checklist KPw BI</w:t>
+      </w:pPr>
+    </w:p>
+    <w:p>
+      <w:pPr>
+        <w:spacing w:before="160" w:after="40"/>
+      </w:pPr>
+      <w:r>
+        <w:rPr>
+          <w:rFonts w:ascii="Calibri" w:hAnsi="Calibri"/>
+          <w:b/>
+          <w:color w:val="1E293B"/>
+        </w:rPr>
+        <w:t xml:space="preserve">Panel Checklist </w:t>
+      </w:r>
+      <w:proofErr w:type="spellStart"/>
+      <w:r>
+        <w:rPr>
+          <w:rFonts w:ascii="Calibri" w:hAnsi="Calibri"/>
+          <w:b/>
+          <w:color w:val="1E293B"/>
+        </w:rPr>
+        <w:t>KPw</w:t>
+      </w:r>
+      <w:proofErr w:type="spellEnd"/>
+      <w:r>
+        <w:rPr>
+          <w:rFonts w:ascii="Calibri" w:hAnsi="Calibri"/>
+          <w:b/>
+          <w:color w:val="1E293B"/>
+        </w:rPr>
+        <w:t xml:space="preserve"> BI</w:t>
       </w:r>
     </w:p>
     <w:p>
@@ -4464,7 +6319,6 @@
           <w:color w:val="1E293B"/>
           <w:sz w:val="21"/>
         </w:rPr>
-        <w:lastRenderedPageBreak/>
         <w:t>Gunakan panel ini sebagai panduan SOP kesiapsiagaan.</w:t>
       </w:r>
     </w:p>
@@ -4480,7 +6334,257 @@
           <w:color w:val="1E293B"/>
           <w:sz w:val="21"/>
         </w:rPr>
-        <w:t>Klik tombol panah di sisi kiri panel untuk menutup/membuka panel checklist.</w:t>
+        <w:t xml:space="preserve">Klik </w:t>
+      </w:r>
+      <w:proofErr w:type="spellStart"/>
+      <w:r>
+        <w:rPr>
+          <w:rFonts w:ascii="Calibri" w:hAnsi="Calibri"/>
+          <w:color w:val="1E293B"/>
+          <w:sz w:val="21"/>
+        </w:rPr>
+        <w:t>tombol</w:t>
+      </w:r>
+      <w:proofErr w:type="spellEnd"/>
+      <w:r>
+        <w:rPr>
+          <w:rFonts w:ascii="Calibri" w:hAnsi="Calibri"/>
+          <w:color w:val="1E293B"/>
+          <w:sz w:val="21"/>
+        </w:rPr>
+        <w:t xml:space="preserve"> </w:t>
+      </w:r>
+      <w:proofErr w:type="spellStart"/>
+      <w:r>
+        <w:rPr>
+          <w:rFonts w:ascii="Calibri" w:hAnsi="Calibri"/>
+          <w:color w:val="1E293B"/>
+          <w:sz w:val="21"/>
+        </w:rPr>
+        <w:t>panah</w:t>
+      </w:r>
+      <w:proofErr w:type="spellEnd"/>
+      <w:r>
+        <w:rPr>
+          <w:rFonts w:ascii="Calibri" w:hAnsi="Calibri"/>
+          <w:color w:val="1E293B"/>
+          <w:sz w:val="21"/>
+        </w:rPr>
+        <w:t xml:space="preserve"> di </w:t>
+      </w:r>
+      <w:proofErr w:type="spellStart"/>
+      <w:r>
+        <w:rPr>
+          <w:rFonts w:ascii="Calibri" w:hAnsi="Calibri"/>
+          <w:color w:val="1E293B"/>
+          <w:sz w:val="21"/>
+        </w:rPr>
+        <w:t>sisi</w:t>
+      </w:r>
+      <w:proofErr w:type="spellEnd"/>
+      <w:r>
+        <w:rPr>
+          <w:rFonts w:ascii="Calibri" w:hAnsi="Calibri"/>
+          <w:color w:val="1E293B"/>
+          <w:sz w:val="21"/>
+        </w:rPr>
+        <w:t xml:space="preserve"> kiri panel </w:t>
+      </w:r>
+      <w:proofErr w:type="spellStart"/>
+      <w:r>
+        <w:rPr>
+          <w:rFonts w:ascii="Calibri" w:hAnsi="Calibri"/>
+          <w:color w:val="1E293B"/>
+          <w:sz w:val="21"/>
+        </w:rPr>
+        <w:t>untuk</w:t>
+      </w:r>
+      <w:proofErr w:type="spellEnd"/>
+      <w:r>
+        <w:rPr>
+          <w:rFonts w:ascii="Calibri" w:hAnsi="Calibri"/>
+          <w:color w:val="1E293B"/>
+          <w:sz w:val="21"/>
+        </w:rPr>
+        <w:t xml:space="preserve"> </w:t>
+      </w:r>
+      <w:proofErr w:type="spellStart"/>
+      <w:r>
+        <w:rPr>
+          <w:rFonts w:ascii="Calibri" w:hAnsi="Calibri"/>
+          <w:color w:val="1E293B"/>
+          <w:sz w:val="21"/>
+        </w:rPr>
+        <w:t>menutup</w:t>
+      </w:r>
+      <w:proofErr w:type="spellEnd"/>
+      <w:r>
+        <w:rPr>
+          <w:rFonts w:ascii="Calibri" w:hAnsi="Calibri"/>
+          <w:color w:val="1E293B"/>
+          <w:sz w:val="21"/>
+        </w:rPr>
+        <w:t>/</w:t>
+      </w:r>
+      <w:proofErr w:type="spellStart"/>
+      <w:r>
+        <w:rPr>
+          <w:rFonts w:ascii="Calibri" w:hAnsi="Calibri"/>
+          <w:color w:val="1E293B"/>
+          <w:sz w:val="21"/>
+        </w:rPr>
+        <w:t>membuka</w:t>
+      </w:r>
+      <w:proofErr w:type="spellEnd"/>
+      <w:r>
+        <w:rPr>
+          <w:rFonts w:ascii="Calibri" w:hAnsi="Calibri"/>
+          <w:color w:val="1E293B"/>
+          <w:sz w:val="21"/>
+        </w:rPr>
+        <w:t xml:space="preserve"> panel checklist.</w:t>
+      </w:r>
+    </w:p>
+    <w:p>
+      <w:pPr>
+        <w:pStyle w:val="ListBullet"/>
+        <w:numPr>
+          <w:ilvl w:val="0"/>
+          <w:numId w:val="0"/>
+        </w:numPr>
+        <w:spacing w:after="40"/>
+        <w:ind w:left="360" w:hanging="360"/>
+        <w:rPr>
+          <w:rFonts w:ascii="Calibri" w:hAnsi="Calibri"/>
+          <w:color w:val="1E293B"/>
+          <w:sz w:val="21"/>
+        </w:rPr>
+      </w:pPr>
+    </w:p>
+    <w:p>
+      <w:pPr>
+        <w:pStyle w:val="ListBullet"/>
+        <w:numPr>
+          <w:ilvl w:val="0"/>
+          <w:numId w:val="0"/>
+        </w:numPr>
+        <w:spacing w:after="40"/>
+        <w:ind w:left="360" w:hanging="360"/>
+        <w:jc w:val="center"/>
+      </w:pPr>
+      <w:r>
+        <w:rPr>
+          <w:noProof/>
+        </w:rPr>
+        <w:lastRenderedPageBreak/>
+        <w:drawing>
+          <wp:inline distT="0" distB="0" distL="0" distR="0" wp14:anchorId="6D7E28AF" wp14:editId="1CF34675">
+            <wp:extent cx="1645920" cy="3121254"/>
+            <wp:effectExtent l="0" t="0" r="0" b="3175"/>
+            <wp:docPr id="153734758" name="Picture 1"/>
+            <wp:cNvGraphicFramePr>
+              <a:graphicFrameLocks xmlns:a="http://schemas.openxmlformats.org/drawingml/2006/main" noChangeAspect="1"/>
+            </wp:cNvGraphicFramePr>
+            <a:graphic xmlns:a="http://schemas.openxmlformats.org/drawingml/2006/main">
+              <a:graphicData uri="http://schemas.openxmlformats.org/drawingml/2006/picture">
+                <pic:pic xmlns:pic="http://schemas.openxmlformats.org/drawingml/2006/picture">
+                  <pic:nvPicPr>
+                    <pic:cNvPr id="153734758" name=""/>
+                    <pic:cNvPicPr/>
+                  </pic:nvPicPr>
+                  <pic:blipFill>
+                    <a:blip r:embed="rId15"/>
+                    <a:stretch>
+                      <a:fillRect/>
+                    </a:stretch>
+                  </pic:blipFill>
+                  <pic:spPr>
+                    <a:xfrm>
+                      <a:off x="0" y="0"/>
+                      <a:ext cx="1653314" cy="3135275"/>
+                    </a:xfrm>
+                    <a:prstGeom prst="rect">
+                      <a:avLst/>
+                    </a:prstGeom>
+                  </pic:spPr>
+                </pic:pic>
+              </a:graphicData>
+            </a:graphic>
+          </wp:inline>
+        </w:drawing>
+      </w:r>
+    </w:p>
+    <w:p>
+      <w:pPr>
+        <w:pStyle w:val="ListBullet"/>
+        <w:numPr>
+          <w:ilvl w:val="0"/>
+          <w:numId w:val="0"/>
+        </w:numPr>
+        <w:spacing w:after="40"/>
+        <w:ind w:left="360" w:hanging="360"/>
+        <w:jc w:val="center"/>
+        <w:rPr>
+          <w:i/>
+          <w:iCs/>
+          <w:color w:val="808080" w:themeColor="background1" w:themeShade="80"/>
+          <w:sz w:val="16"/>
+          <w:szCs w:val="16"/>
+        </w:rPr>
+      </w:pPr>
+      <w:proofErr w:type="spellStart"/>
+      <w:r>
+        <w:rPr>
+          <w:i/>
+          <w:iCs/>
+          <w:color w:val="808080" w:themeColor="background1" w:themeShade="80"/>
+          <w:sz w:val="16"/>
+          <w:szCs w:val="16"/>
+        </w:rPr>
+        <w:t>Tampilan</w:t>
+      </w:r>
+      <w:proofErr w:type="spellEnd"/>
+      <w:r>
+        <w:rPr>
+          <w:i/>
+          <w:iCs/>
+          <w:color w:val="808080" w:themeColor="background1" w:themeShade="80"/>
+          <w:sz w:val="16"/>
+          <w:szCs w:val="16"/>
+        </w:rPr>
+        <w:t xml:space="preserve"> Checklist </w:t>
+      </w:r>
+      <w:proofErr w:type="spellStart"/>
+      <w:r>
+        <w:rPr>
+          <w:i/>
+          <w:iCs/>
+          <w:color w:val="808080" w:themeColor="background1" w:themeShade="80"/>
+          <w:sz w:val="16"/>
+          <w:szCs w:val="16"/>
+        </w:rPr>
+        <w:t>Kesiapsiagaan</w:t>
+      </w:r>
+      <w:proofErr w:type="spellEnd"/>
+      <w:r>
+        <w:rPr>
+          <w:i/>
+          <w:iCs/>
+          <w:color w:val="808080" w:themeColor="background1" w:themeShade="80"/>
+          <w:sz w:val="16"/>
+          <w:szCs w:val="16"/>
+        </w:rPr>
+        <w:t xml:space="preserve"> Kantor Perwakilan</w:t>
+      </w:r>
+      <w:r>
+        <w:rPr>
+          <w:i/>
+          <w:iCs/>
+          <w:color w:val="808080" w:themeColor="background1" w:themeShade="80"/>
+          <w:sz w:val="16"/>
+          <w:szCs w:val="16"/>
+        </w:rPr>
+        <w:t>.</w:t>
       </w:r>
     </w:p>
     <w:p>
@@ -4488,7 +6592,6 @@
         <w:br w:type="page"/>
       </w:r>
     </w:p>
-    <w:p/>
     <w:p>
       <w:pPr>
         <w:shd w:val="clear" w:color="auto" w:fill="1E293B"/>
@@ -4501,7 +6604,8 @@
           <w:color w:val="93C5FD"/>
           <w:sz w:val="26"/>
         </w:rPr>
-        <w:t xml:space="preserve">  6  DATA GUNUNG API DI DASHBOARD</w:t>
+        <w:lastRenderedPageBreak/>
+        <w:t xml:space="preserve">  6  DATA BENCANA DI DASHBOARD</w:t>
       </w:r>
     </w:p>
     <w:p>
@@ -4514,7 +6618,7 @@
           <w:color w:val="1E293B"/>
           <w:sz w:val="21"/>
         </w:rPr>
-        <w:t>Data aktivitas gunung api tidak ditampilkan sebagai layar terpisah, melainkan diintegrasikan langsung ke Layar Dashboard Utama sebagai peringatan bencana tipe Gunung Api. Data bersumber dari Magma Indonesia (PVMBG — Pusat Vulkanologi dan Mitigasi Bencana Geologi) dan diperbarui otomatis setiap 60 detik bersamaan dengan sumber data lainnya.</w:t>
+        <w:t>Layar Dashboard Utama menampilkan peringatan bencana real-time dari empat tipe ancaman: Gempa Bumi, Cuaca Ekstrem, Kebakaran Hutan/Lahan (Karhutla), dan Gunung Api. Seluruh data diperbarui otomatis setiap 60 detik dari sumber pemerintah resmi dan dapat difilter langsung melalui pill filter di bagian header Dashboard.</w:t>
       </w:r>
     </w:p>
     <w:p>
@@ -4527,7 +6631,7 @@
           <w:b/>
           <w:color w:val="1E293B"/>
         </w:rPr>
-        <w:t>Cara Melihat Data Gunung Api</w:t>
+        <w:t>Cara Menggunakan Filter Bencana</w:t>
       </w:r>
     </w:p>
     <w:p>
@@ -4540,7 +6644,7 @@
           <w:color w:val="1E293B"/>
           <w:sz w:val="21"/>
         </w:rPr>
-        <w:t>Gunakan filter pill 'Gunung Api' di header Dashboard untuk memfilter hanya peringatan aktivitas vulkanik:</w:t>
+        <w:t>Di header Dashboard, terdapat lima pill filter untuk memilih jenis bencana yang ditampilkan:</w:t>
       </w:r>
     </w:p>
     <w:tbl>
@@ -4728,52 +6832,644 @@
     <w:p>
       <w:pPr>
         <w:pStyle w:val="ListNumber"/>
-      </w:pPr>
-      <w:r>
-        <w:t>Klik tombol filter 'Gunung Api' (pill filter) di bagian tengah header.</w:t>
+        <w:rPr>
+          <w:rFonts w:asciiTheme="majorHAnsi" w:hAnsiTheme="majorHAnsi" w:cstheme="majorHAnsi"/>
+          <w:sz w:val="21"/>
+          <w:szCs w:val="21"/>
+        </w:rPr>
+      </w:pPr>
+      <w:r>
+        <w:rPr>
+          <w:rFonts w:asciiTheme="majorHAnsi" w:hAnsiTheme="majorHAnsi" w:cstheme="majorHAnsi"/>
+          <w:sz w:val="21"/>
+          <w:szCs w:val="21"/>
+        </w:rPr>
+        <w:t>Klik "Semua" untuk menampilkan seluruh peringatan aktif dari semua tipe bencana.</w:t>
       </w:r>
     </w:p>
     <w:p>
       <w:pPr>
         <w:pStyle w:val="ListNumber"/>
         <w:spacing w:before="160" w:after="40"/>
-      </w:pPr>
-      <w:r>
-        <w:rPr>
-          <w:rFonts w:ascii="Calibri" w:hAnsi="Calibri"/>
+        <w:rPr>
+          <w:rFonts w:asciiTheme="majorHAnsi" w:hAnsiTheme="majorHAnsi" w:cstheme="majorHAnsi"/>
+          <w:sz w:val="21"/>
+          <w:szCs w:val="21"/>
+        </w:rPr>
+      </w:pPr>
+      <w:r>
+        <w:rPr>
+          <w:rFonts w:asciiTheme="majorHAnsi" w:hAnsiTheme="majorHAnsi" w:cstheme="majorHAnsi"/>
           <w:b/>
           <w:color w:val="1E293B"/>
-        </w:rPr>
-        <w:t>Peta dan sidebar akan menampilkan hanya peringatan tipe gunung api dari Magma Indonesia.</w:t>
+          <w:sz w:val="21"/>
+          <w:szCs w:val="21"/>
+        </w:rPr>
+        <w:t>Klik "Gempa", "Cuaca", "Karhutla", atau "Gunung Api" untuk memfilter hanya tipe bencana tersebut.</w:t>
       </w:r>
     </w:p>
     <w:p>
       <w:pPr>
         <w:pStyle w:val="ListNumber"/>
         <w:spacing w:after="80"/>
-      </w:pPr>
-      <w:r>
-        <w:rPr>
-          <w:rFonts w:ascii="Calibri" w:hAnsi="Calibri"/>
-          <w:color w:val="1E293B"/>
-          <w:sz w:val="21"/>
-        </w:rPr>
-        <w:t>Klik kartu peringatan di sidebar untuk melihat detail dan radius dampak di peta.</w:t>
+        <w:rPr>
+          <w:rFonts w:asciiTheme="majorHAnsi" w:hAnsiTheme="majorHAnsi" w:cstheme="majorHAnsi"/>
+          <w:sz w:val="21"/>
+          <w:szCs w:val="21"/>
+        </w:rPr>
+      </w:pPr>
+      <w:r>
+        <w:rPr>
+          <w:rFonts w:asciiTheme="majorHAnsi" w:hAnsiTheme="majorHAnsi" w:cstheme="majorHAnsi"/>
+          <w:color w:val="1E293B"/>
+          <w:sz w:val="21"/>
+          <w:szCs w:val="21"/>
+        </w:rPr>
+        <w:t xml:space="preserve">Peta dan sidebar akan otomatis memperbarui tampilan </w:t>
+      </w:r>
+      <w:proofErr w:type="spellStart"/>
+      <w:r>
+        <w:rPr>
+          <w:rFonts w:asciiTheme="majorHAnsi" w:hAnsiTheme="majorHAnsi" w:cstheme="majorHAnsi"/>
+          <w:color w:val="1E293B"/>
+          <w:sz w:val="21"/>
+          <w:szCs w:val="21"/>
+        </w:rPr>
+        <w:t>sesuai</w:t>
+      </w:r>
+      <w:proofErr w:type="spellEnd"/>
+      <w:r>
+        <w:rPr>
+          <w:rFonts w:asciiTheme="majorHAnsi" w:hAnsiTheme="majorHAnsi" w:cstheme="majorHAnsi"/>
+          <w:color w:val="1E293B"/>
+          <w:sz w:val="21"/>
+          <w:szCs w:val="21"/>
+        </w:rPr>
+        <w:t xml:space="preserve"> filter yang </w:t>
+      </w:r>
+      <w:proofErr w:type="spellStart"/>
+      <w:r>
+        <w:rPr>
+          <w:rFonts w:asciiTheme="majorHAnsi" w:hAnsiTheme="majorHAnsi" w:cstheme="majorHAnsi"/>
+          <w:color w:val="1E293B"/>
+          <w:sz w:val="21"/>
+          <w:szCs w:val="21"/>
+        </w:rPr>
+        <w:t>dipilih</w:t>
+      </w:r>
+      <w:proofErr w:type="spellEnd"/>
+      <w:r>
+        <w:rPr>
+          <w:rFonts w:asciiTheme="majorHAnsi" w:hAnsiTheme="majorHAnsi" w:cstheme="majorHAnsi"/>
+          <w:color w:val="1E293B"/>
+          <w:sz w:val="21"/>
+          <w:szCs w:val="21"/>
+        </w:rPr>
+        <w:t>.</w:t>
       </w:r>
     </w:p>
     <w:p>
       <w:pPr>
         <w:pStyle w:val="ListNumber"/>
+        <w:spacing w:after="80"/>
+        <w:rPr>
+          <w:rFonts w:asciiTheme="majorHAnsi" w:hAnsiTheme="majorHAnsi" w:cstheme="majorHAnsi"/>
+          <w:sz w:val="21"/>
+          <w:szCs w:val="21"/>
+        </w:rPr>
+      </w:pPr>
+      <w:proofErr w:type="spellStart"/>
+      <w:r>
+        <w:rPr>
+          <w:rFonts w:ascii="Calibri" w:hAnsi="Calibri"/>
+          <w:color w:val="1E293B"/>
+          <w:sz w:val="21"/>
+        </w:rPr>
+        <w:t>Klik</w:t>
+      </w:r>
+      <w:proofErr w:type="spellEnd"/>
+      <w:r>
+        <w:rPr>
+          <w:rFonts w:ascii="Calibri" w:hAnsi="Calibri"/>
+          <w:color w:val="1E293B"/>
+          <w:sz w:val="21"/>
+        </w:rPr>
+        <w:t xml:space="preserve"> </w:t>
+      </w:r>
+      <w:proofErr w:type="spellStart"/>
+      <w:r>
+        <w:rPr>
+          <w:rFonts w:ascii="Calibri" w:hAnsi="Calibri"/>
+          <w:color w:val="1E293B"/>
+          <w:sz w:val="21"/>
+        </w:rPr>
+        <w:t>kartu</w:t>
+      </w:r>
+      <w:proofErr w:type="spellEnd"/>
+      <w:r>
+        <w:rPr>
+          <w:rFonts w:ascii="Calibri" w:hAnsi="Calibri"/>
+          <w:color w:val="1E293B"/>
+          <w:sz w:val="21"/>
+        </w:rPr>
+        <w:t xml:space="preserve"> </w:t>
+      </w:r>
+      <w:proofErr w:type="spellStart"/>
+      <w:r>
+        <w:rPr>
+          <w:rFonts w:ascii="Calibri" w:hAnsi="Calibri"/>
+          <w:color w:val="1E293B"/>
+          <w:sz w:val="21"/>
+        </w:rPr>
+        <w:t>peringatan</w:t>
+      </w:r>
+      <w:proofErr w:type="spellEnd"/>
+      <w:r>
+        <w:rPr>
+          <w:rFonts w:ascii="Calibri" w:hAnsi="Calibri"/>
+          <w:color w:val="1E293B"/>
+          <w:sz w:val="21"/>
+        </w:rPr>
+        <w:t xml:space="preserve"> di sidebar untuk melihat detail dan radius </w:t>
+      </w:r>
+      <w:proofErr w:type="spellStart"/>
+      <w:r>
+        <w:rPr>
+          <w:rFonts w:ascii="Calibri" w:hAnsi="Calibri"/>
+          <w:color w:val="1E293B"/>
+          <w:sz w:val="21"/>
+        </w:rPr>
+        <w:t>dampak</w:t>
+      </w:r>
+      <w:proofErr w:type="spellEnd"/>
+      <w:r>
+        <w:rPr>
+          <w:rFonts w:ascii="Calibri" w:hAnsi="Calibri"/>
+          <w:color w:val="1E293B"/>
+          <w:sz w:val="21"/>
+        </w:rPr>
+        <w:t xml:space="preserve"> di </w:t>
+      </w:r>
+      <w:proofErr w:type="spellStart"/>
+      <w:r>
+        <w:rPr>
+          <w:rFonts w:ascii="Calibri" w:hAnsi="Calibri"/>
+          <w:color w:val="1E293B"/>
+          <w:sz w:val="21"/>
+        </w:rPr>
+        <w:t>peta</w:t>
+      </w:r>
+      <w:proofErr w:type="spellEnd"/>
+      <w:r>
+        <w:rPr>
+          <w:rFonts w:ascii="Calibri" w:hAnsi="Calibri"/>
+          <w:color w:val="1E293B"/>
+          <w:sz w:val="21"/>
+        </w:rPr>
+        <w:t>.</w:t>
+      </w:r>
+    </w:p>
+    <w:p>
+      <w:pPr>
+        <w:pStyle w:val="ListNumber"/>
+        <w:spacing w:after="80"/>
+        <w:rPr>
+          <w:rFonts w:asciiTheme="majorHAnsi" w:hAnsiTheme="majorHAnsi" w:cstheme="majorHAnsi"/>
+          <w:sz w:val="21"/>
+          <w:szCs w:val="21"/>
+        </w:rPr>
+      </w:pPr>
+      <w:proofErr w:type="spellStart"/>
+      <w:r>
+        <w:rPr>
+          <w:rFonts w:ascii="Calibri" w:hAnsi="Calibri"/>
+          <w:color w:val="1E293B"/>
+          <w:sz w:val="21"/>
+        </w:rPr>
+        <w:t>Klik</w:t>
+      </w:r>
+      <w:proofErr w:type="spellEnd"/>
+      <w:r>
+        <w:rPr>
+          <w:rFonts w:ascii="Calibri" w:hAnsi="Calibri"/>
+          <w:color w:val="1E293B"/>
+          <w:sz w:val="21"/>
+        </w:rPr>
+        <w:t xml:space="preserve"> marker </w:t>
+      </w:r>
+      <w:proofErr w:type="spellStart"/>
+      <w:r>
+        <w:rPr>
+          <w:rFonts w:ascii="Calibri" w:hAnsi="Calibri"/>
+          <w:color w:val="1E293B"/>
+          <w:sz w:val="21"/>
+        </w:rPr>
+        <w:t>kantor</w:t>
+      </w:r>
+      <w:proofErr w:type="spellEnd"/>
+      <w:r>
+        <w:rPr>
+          <w:rFonts w:ascii="Calibri" w:hAnsi="Calibri"/>
+          <w:color w:val="1E293B"/>
+          <w:sz w:val="21"/>
+        </w:rPr>
+        <w:t xml:space="preserve"> BI di peta untuk melihat status risiko dan peringatan yang berdampak pada kantor tersebut.</w:t>
+      </w:r>
+    </w:p>
+    <w:p>
+      <w:pPr>
         <w:spacing w:after="40"/>
         <w:ind w:left="567"/>
-      </w:pPr>
-      <w:r>
-        <w:rPr>
-          <w:rFonts w:ascii="Calibri" w:hAnsi="Calibri"/>
-          <w:color w:val="1E293B"/>
-          <w:sz w:val="21"/>
-        </w:rPr>
-        <w:t>Klik marker kantor BI di peta untuk melihat apakah kantor tersebut berada dalam radius dampak aktivitas vulkanik.</w:t>
+        <w:rPr>
+          <w:rFonts w:ascii="Calibri" w:hAnsi="Calibri"/>
+          <w:color w:val="1E293B"/>
+          <w:sz w:val="21"/>
+        </w:rPr>
+      </w:pPr>
+    </w:p>
+    <w:p>
+      <w:pPr>
+        <w:spacing w:after="40"/>
+        <w:rPr>
+          <w:b/>
+          <w:bCs/>
+        </w:rPr>
+      </w:pPr>
+      <w:proofErr w:type="spellStart"/>
+      <w:r>
+        <w:rPr>
+          <w:rFonts w:ascii="Calibri" w:hAnsi="Calibri"/>
+          <w:b/>
+          <w:bCs/>
+          <w:color w:val="1E293B"/>
+          <w:sz w:val="21"/>
+        </w:rPr>
+        <w:t>Gempa</w:t>
+      </w:r>
+      <w:proofErr w:type="spellEnd"/>
+      <w:r>
+        <w:rPr>
+          <w:rFonts w:ascii="Calibri" w:hAnsi="Calibri"/>
+          <w:b/>
+          <w:bCs/>
+          <w:color w:val="1E293B"/>
+          <w:sz w:val="21"/>
+        </w:rPr>
+        <w:t xml:space="preserve"> Bumi</w:t>
+      </w:r>
+    </w:p>
+    <w:p>
+      <w:pPr>
+        <w:spacing w:after="40"/>
+        <w:ind w:firstLine="720"/>
+        <w:rPr>
+          <w:rFonts w:ascii="Calibri" w:hAnsi="Calibri"/>
+          <w:color w:val="1E293B"/>
+          <w:sz w:val="21"/>
+        </w:rPr>
+      </w:pPr>
+      <w:r>
+        <w:rPr>
+          <w:rFonts w:ascii="Calibri" w:hAnsi="Calibri"/>
+          <w:color w:val="1E293B"/>
+          <w:sz w:val="21"/>
+        </w:rPr>
+        <w:t xml:space="preserve">Data bersumber dari BMKG — menampilkan 15 gempa bumi terasa terbaru. Tingkat keparahan ditentukan berdasarkan skala MMI: MMI I-IV = Rendah (Watch), MMI V-VIII = Sedang (Warning), MMI IX-XII = Tinggi (Critical). Setiap kartu peringatan gempa menampilkan magnitudo, kedalaman, koordinat episenter, wilayah terdampak, dan daftar </w:t>
+      </w:r>
+      <w:proofErr w:type="spellStart"/>
+      <w:r>
+        <w:rPr>
+          <w:rFonts w:ascii="Calibri" w:hAnsi="Calibri"/>
+          <w:color w:val="1E293B"/>
+          <w:sz w:val="21"/>
+        </w:rPr>
+        <w:t>kantor</w:t>
+      </w:r>
+      <w:proofErr w:type="spellEnd"/>
+      <w:r>
+        <w:rPr>
+          <w:rFonts w:ascii="Calibri" w:hAnsi="Calibri"/>
+          <w:color w:val="1E293B"/>
+          <w:sz w:val="21"/>
+        </w:rPr>
+        <w:t xml:space="preserve"> </w:t>
+      </w:r>
+      <w:proofErr w:type="spellStart"/>
+      <w:r>
+        <w:rPr>
+          <w:rFonts w:ascii="Calibri" w:hAnsi="Calibri"/>
+          <w:color w:val="1E293B"/>
+          <w:sz w:val="21"/>
+        </w:rPr>
+        <w:t>KPw</w:t>
+      </w:r>
+      <w:proofErr w:type="spellEnd"/>
+      <w:r>
+        <w:rPr>
+          <w:rFonts w:ascii="Calibri" w:hAnsi="Calibri"/>
+          <w:color w:val="1E293B"/>
+          <w:sz w:val="21"/>
+        </w:rPr>
+        <w:t xml:space="preserve"> BI </w:t>
+      </w:r>
+      <w:proofErr w:type="spellStart"/>
+      <w:r>
+        <w:rPr>
+          <w:rFonts w:ascii="Calibri" w:hAnsi="Calibri"/>
+          <w:color w:val="1E293B"/>
+          <w:sz w:val="21"/>
+        </w:rPr>
+        <w:t>terdekat</w:t>
+      </w:r>
+      <w:proofErr w:type="spellEnd"/>
+      <w:r>
+        <w:rPr>
+          <w:rFonts w:ascii="Calibri" w:hAnsi="Calibri"/>
+          <w:color w:val="1E293B"/>
+          <w:sz w:val="21"/>
+        </w:rPr>
+        <w:t>.</w:t>
+      </w:r>
+    </w:p>
+    <w:p>
+      <w:pPr>
+        <w:spacing w:before="240" w:after="0"/>
+      </w:pPr>
+      <w:proofErr w:type="spellStart"/>
+      <w:r>
+        <w:rPr>
+          <w:rFonts w:ascii="Calibri" w:hAnsi="Calibri"/>
+          <w:b/>
+          <w:bCs/>
+          <w:color w:val="1E293B"/>
+          <w:sz w:val="21"/>
+        </w:rPr>
+        <w:t>Cuaca</w:t>
+      </w:r>
+      <w:proofErr w:type="spellEnd"/>
+      <w:r>
+        <w:rPr>
+          <w:rFonts w:ascii="Calibri" w:hAnsi="Calibri"/>
+          <w:color w:val="1E293B"/>
+          <w:sz w:val="21"/>
+        </w:rPr>
+        <w:t xml:space="preserve"> </w:t>
+      </w:r>
+      <w:r>
+        <w:rPr>
+          <w:rFonts w:ascii="Calibri" w:hAnsi="Calibri"/>
+          <w:b/>
+          <w:bCs/>
+          <w:color w:val="1E293B"/>
+          <w:sz w:val="21"/>
+        </w:rPr>
+        <w:t>Ekstrem</w:t>
+      </w:r>
+    </w:p>
+    <w:p>
+      <w:pPr>
+        <w:spacing w:after="40"/>
+        <w:ind w:firstLine="720"/>
+        <w:rPr>
+          <w:bCs/>
+        </w:rPr>
+      </w:pPr>
+      <w:r>
+        <w:rPr>
+          <w:rFonts w:ascii="Calibri" w:hAnsi="Calibri"/>
+          <w:bCs/>
+          <w:color w:val="1E293B"/>
+        </w:rPr>
+        <w:t xml:space="preserve">Data </w:t>
+      </w:r>
+      <w:proofErr w:type="spellStart"/>
+      <w:r>
+        <w:rPr>
+          <w:rFonts w:ascii="Calibri" w:hAnsi="Calibri"/>
+          <w:bCs/>
+          <w:color w:val="1E293B"/>
+        </w:rPr>
+        <w:t>cuaca</w:t>
+      </w:r>
+      <w:proofErr w:type="spellEnd"/>
+      <w:r>
+        <w:rPr>
+          <w:rFonts w:ascii="Calibri" w:hAnsi="Calibri"/>
+          <w:bCs/>
+          <w:color w:val="1E293B"/>
+        </w:rPr>
+        <w:t xml:space="preserve"> </w:t>
+      </w:r>
+      <w:proofErr w:type="spellStart"/>
+      <w:r>
+        <w:rPr>
+          <w:rFonts w:ascii="Calibri" w:hAnsi="Calibri"/>
+          <w:bCs/>
+          <w:color w:val="1E293B"/>
+        </w:rPr>
+        <w:t>bersumber</w:t>
+      </w:r>
+      <w:proofErr w:type="spellEnd"/>
+      <w:r>
+        <w:rPr>
+          <w:rFonts w:ascii="Calibri" w:hAnsi="Calibri"/>
+          <w:bCs/>
+          <w:color w:val="1E293B"/>
+        </w:rPr>
+        <w:t xml:space="preserve"> </w:t>
+      </w:r>
+      <w:proofErr w:type="spellStart"/>
+      <w:r>
+        <w:rPr>
+          <w:rFonts w:ascii="Calibri" w:hAnsi="Calibri"/>
+          <w:bCs/>
+          <w:color w:val="1E293B"/>
+        </w:rPr>
+        <w:t>dari</w:t>
+      </w:r>
+      <w:proofErr w:type="spellEnd"/>
+      <w:r>
+        <w:rPr>
+          <w:rFonts w:ascii="Calibri" w:hAnsi="Calibri"/>
+          <w:bCs/>
+          <w:color w:val="1E293B"/>
+        </w:rPr>
+        <w:t xml:space="preserve"> </w:t>
+      </w:r>
+      <w:proofErr w:type="spellStart"/>
+      <w:r>
+        <w:rPr>
+          <w:rFonts w:ascii="Calibri" w:hAnsi="Calibri"/>
+          <w:bCs/>
+          <w:color w:val="1E293B"/>
+        </w:rPr>
+        <w:t>beberapa</w:t>
+      </w:r>
+      <w:proofErr w:type="spellEnd"/>
+      <w:r>
+        <w:rPr>
+          <w:rFonts w:ascii="Calibri" w:hAnsi="Calibri"/>
+          <w:bCs/>
+          <w:color w:val="1E293B"/>
+        </w:rPr>
+        <w:t xml:space="preserve"> endpoint BMKG: nowcast cuaca ekstrem (CAP XML via RSS), peringatan dini cuaca, prakiraan cuaca ekstrem 3 hari, dan peringatan curah hujan tinggi. Peringatan ditampilkan per provinsi yang terdampak dan mencakup deskripsi kondisi cuaca, potensi bahaya, serta tingkat kewaspadaan.</w:t>
+      </w:r>
+    </w:p>
+    <w:p>
+      <w:pPr>
+        <w:spacing w:after="80"/>
+        <w:rPr>
+          <w:b/>
+          <w:bCs/>
+        </w:rPr>
+      </w:pPr>
+      <w:r>
+        <w:rPr>
+          <w:rFonts w:ascii="Calibri" w:hAnsi="Calibri"/>
+          <w:b/>
+          <w:bCs/>
+          <w:color w:val="1E293B"/>
+          <w:sz w:val="21"/>
+        </w:rPr>
+        <w:t>Kebakaran Hutan/Lahan (Karhutla)</w:t>
+      </w:r>
+    </w:p>
+    <w:p>
+      <w:pPr>
+        <w:spacing w:after="40"/>
+        <w:ind w:firstLine="720"/>
+      </w:pPr>
+      <w:r>
+        <w:rPr>
+          <w:rFonts w:ascii="Calibri" w:hAnsi="Calibri"/>
+          <w:color w:val="1E293B"/>
+          <w:sz w:val="21"/>
+        </w:rPr>
+        <w:t xml:space="preserve">Data hotspot </w:t>
+      </w:r>
+      <w:proofErr w:type="spellStart"/>
+      <w:r>
+        <w:rPr>
+          <w:rFonts w:ascii="Calibri" w:hAnsi="Calibri"/>
+          <w:color w:val="1E293B"/>
+          <w:sz w:val="21"/>
+        </w:rPr>
+        <w:t>kebakaran</w:t>
+      </w:r>
+      <w:proofErr w:type="spellEnd"/>
+      <w:r>
+        <w:rPr>
+          <w:rFonts w:ascii="Calibri" w:hAnsi="Calibri"/>
+          <w:color w:val="1E293B"/>
+          <w:sz w:val="21"/>
+        </w:rPr>
+        <w:t xml:space="preserve"> </w:t>
+      </w:r>
+      <w:proofErr w:type="spellStart"/>
+      <w:r>
+        <w:rPr>
+          <w:rFonts w:ascii="Calibri" w:hAnsi="Calibri"/>
+          <w:color w:val="1E293B"/>
+          <w:sz w:val="21"/>
+        </w:rPr>
+        <w:t>hutan</w:t>
+      </w:r>
+      <w:proofErr w:type="spellEnd"/>
+      <w:r>
+        <w:rPr>
+          <w:rFonts w:ascii="Calibri" w:hAnsi="Calibri"/>
+          <w:color w:val="1E293B"/>
+          <w:sz w:val="21"/>
+        </w:rPr>
+        <w:t xml:space="preserve"> dan lahan bersumber dari BNPB melalui sistem Sipongi. Peringatan karhutla menampilkan wilayah dengan titik panas (hotspot) aktif, tingkat keparahan, dan kantor KPw BI yang berpotensi terdampak berdasarkan radius dampak.</w:t>
+      </w:r>
+    </w:p>
+    <w:p>
+      <w:pPr>
+        <w:spacing w:after="40"/>
+        <w:rPr>
+          <w:b/>
+          <w:bCs/>
+        </w:rPr>
+      </w:pPr>
+      <w:r>
+        <w:rPr>
+          <w:rFonts w:ascii="Calibri" w:hAnsi="Calibri"/>
+          <w:b/>
+          <w:bCs/>
+          <w:color w:val="1E293B"/>
+          <w:sz w:val="21"/>
+        </w:rPr>
+        <w:t>Gunung Api</w:t>
+      </w:r>
+    </w:p>
+    <w:p>
+      <w:pPr>
+        <w:spacing w:before="160" w:after="40"/>
+        <w:ind w:firstLine="567"/>
+        <w:rPr>
+          <w:rFonts w:asciiTheme="majorHAnsi" w:hAnsiTheme="majorHAnsi" w:cstheme="majorHAnsi"/>
+          <w:sz w:val="21"/>
+          <w:szCs w:val="21"/>
+        </w:rPr>
+      </w:pPr>
+      <w:r>
+        <w:rPr>
+          <w:rFonts w:asciiTheme="majorHAnsi" w:hAnsiTheme="majorHAnsi" w:cstheme="majorHAnsi"/>
+          <w:sz w:val="21"/>
+          <w:szCs w:val="21"/>
+        </w:rPr>
+        <w:t xml:space="preserve">Data aktivitas gunung api bersumber dari Magma Indonesia (PVMBG - Pusat Vulkanologi dan Mitigasi Bencana Geologi). Setiap kartu peringatan menampilkan nama gunung api, tingkat kewaspadaan (Level I </w:t>
+      </w:r>
+      <w:r>
+        <w:rPr>
+          <w:rFonts w:asciiTheme="majorHAnsi" w:hAnsiTheme="majorHAnsi" w:cstheme="majorHAnsi"/>
+          <w:sz w:val="21"/>
+          <w:szCs w:val="21"/>
+        </w:rPr>
+        <w:lastRenderedPageBreak/>
+        <w:t>Normal / Level II Waspada / Level III Siaga / Level IV Awas), deskripsi kondisi visual dan seismik terkini, serta label sumber "MAGMA".</w:t>
+      </w:r>
+    </w:p>
+    <w:p>
+      <w:pPr>
+        <w:spacing w:after="40"/>
+        <w:rPr>
+          <w:rFonts w:asciiTheme="majorHAnsi" w:hAnsiTheme="majorHAnsi" w:cstheme="majorHAnsi"/>
+          <w:b/>
+          <w:bCs/>
+          <w:sz w:val="21"/>
+          <w:szCs w:val="21"/>
+        </w:rPr>
+      </w:pPr>
+      <w:r>
+        <w:rPr>
+          <w:rFonts w:asciiTheme="majorHAnsi" w:hAnsiTheme="majorHAnsi" w:cstheme="majorHAnsi"/>
+          <w:b/>
+          <w:bCs/>
+          <w:sz w:val="21"/>
+          <w:szCs w:val="21"/>
+        </w:rPr>
+        <w:t>Sinkronisasi &amp; Ketersediaan Data</w:t>
+      </w:r>
+    </w:p>
+    <w:p>
+      <w:pPr>
+        <w:spacing w:after="40"/>
+        <w:ind w:firstLine="720"/>
+        <w:rPr>
+          <w:rFonts w:asciiTheme="majorHAnsi" w:hAnsiTheme="majorHAnsi" w:cstheme="majorHAnsi"/>
+          <w:sz w:val="21"/>
+          <w:szCs w:val="21"/>
+        </w:rPr>
+      </w:pPr>
+      <w:r>
+        <w:rPr>
+          <w:rFonts w:asciiTheme="majorHAnsi" w:hAnsiTheme="majorHAnsi" w:cstheme="majorHAnsi"/>
+          <w:sz w:val="21"/>
+          <w:szCs w:val="21"/>
+        </w:rPr>
+        <w:t>Seluruh data bencana dari keempat tipe diambil otomatis setiap 60 detik. Status sinkronisasi ditandai oleh indikator "Sinkronisasi..." atau "Live" di pojok kanan header Dashboard. Data juga di-cache di browser sehingga peringatan terakhir tetap tersedia meskipun koneksi internet terputus sementara.</w:t>
       </w:r>
     </w:p>
     <w:p>
@@ -4781,139 +7477,6 @@
         <w:spacing w:after="40"/>
         <w:ind w:left="567"/>
       </w:pPr>
-      <w:r>
-        <w:rPr>
-          <w:rFonts w:ascii="Calibri" w:hAnsi="Calibri"/>
-          <w:color w:val="1E293B"/>
-          <w:sz w:val="21"/>
-        </w:rPr>
-        <w:t>Informasi dalam Peringatan Gunung Api</w:t>
-      </w:r>
-    </w:p>
-    <w:p>
-      <w:pPr>
-        <w:spacing w:after="40"/>
-        <w:ind w:left="567"/>
-      </w:pPr>
-      <w:r>
-        <w:rPr>
-          <w:rFonts w:ascii="Calibri" w:hAnsi="Calibri"/>
-          <w:color w:val="1E293B"/>
-          <w:sz w:val="21"/>
-        </w:rPr>
-        <w:t>Setiap peringatan gunung api yang muncul sebagai AlertCard di sidebar berisi:</w:t>
-      </w:r>
-    </w:p>
-    <w:p>
-      <w:pPr>
-        <w:pStyle w:val="ListBullet"/>
-        <w:spacing w:after="40"/>
-        <w:ind w:left="567"/>
-      </w:pPr>
-      <w:r>
-        <w:rPr>
-          <w:rFonts w:ascii="Calibri" w:hAnsi="Calibri"/>
-          <w:color w:val="1E293B"/>
-          <w:sz w:val="21"/>
-        </w:rPr>
-        <w:t>Nama gunung api dan tingkat level kewaspadaan (Level I Normal / Level II Waspada / Level III Siaga).</w:t>
-      </w:r>
-    </w:p>
-    <w:p>
-      <w:pPr>
-        <w:pStyle w:val="ListBullet"/>
-        <w:spacing w:after="40"/>
-        <w:ind w:left="567"/>
-      </w:pPr>
-      <w:r>
-        <w:rPr>
-          <w:rFonts w:ascii="Calibri" w:hAnsi="Calibri"/>
-          <w:color w:val="1E293B"/>
-          <w:sz w:val="21"/>
-        </w:rPr>
-        <w:t>Deskripsi kondisi visual dan aktivitas seismik terkini.</w:t>
-      </w:r>
-    </w:p>
-    <w:p>
-      <w:pPr>
-        <w:pStyle w:val="ListBullet"/>
-        <w:spacing w:before="160" w:after="40"/>
-      </w:pPr>
-      <w:r>
-        <w:rPr>
-          <w:rFonts w:ascii="Calibri" w:hAnsi="Calibri"/>
-          <w:b/>
-          <w:color w:val="1E293B"/>
-        </w:rPr>
-        <w:t>Label sumber 'MAGMA' pada kartu peringatan.</w:t>
-      </w:r>
-    </w:p>
-    <w:p>
-      <w:pPr>
-        <w:pStyle w:val="ListBullet"/>
-        <w:spacing w:after="80"/>
-      </w:pPr>
-      <w:r>
-        <w:rPr>
-          <w:rFonts w:ascii="Calibri" w:hAnsi="Calibri"/>
-          <w:color w:val="1E293B"/>
-          <w:sz w:val="21"/>
-        </w:rPr>
-        <w:t>Radius dampak di peta berdasarkan estimasi zona bahaya per tingkat keparahan.</w:t>
-      </w:r>
-    </w:p>
-    <w:p>
-      <w:pPr>
-        <w:spacing w:after="40"/>
-        <w:ind w:left="567"/>
-      </w:pPr>
-      <w:r>
-        <w:rPr>
-          <w:rFonts w:ascii="Calibri" w:hAnsi="Calibri"/>
-          <w:color w:val="1E293B"/>
-          <w:sz w:val="21"/>
-        </w:rPr>
-        <w:t>Sinkronisasi &amp; Ketersediaan Data</w:t>
-      </w:r>
-    </w:p>
-    <w:p>
-      <w:pPr>
-        <w:spacing w:after="40"/>
-        <w:ind w:left="567"/>
-      </w:pPr>
-      <w:r>
-        <w:rPr>
-          <w:rFonts w:ascii="Calibri" w:hAnsi="Calibri"/>
-          <w:color w:val="1E293B"/>
-          <w:sz w:val="21"/>
-        </w:rPr>
-        <w:t>Data gunung api diambil otomatis dari Magma Indonesia setiap 60 detik. Jika sumber utama tidak dapat diakses, sistem secara otomatis beralih ke sumber cadangan. Status pengambilan data ditandai oleh indikator 'Sinkronisasi...' atau 'Live' di pojok kanan header.</w:t>
-      </w:r>
-    </w:p>
-    <w:p>
-      <w:pPr>
-        <w:spacing w:before="160" w:after="40"/>
-      </w:pPr>
-      <w:r>
-        <w:rPr>
-          <w:rFonts w:ascii="Calibri" w:hAnsi="Calibri"/>
-          <w:b/>
-          <w:color w:val="1E293B"/>
-        </w:rPr>
-      </w:r>
-    </w:p>
-    <w:p>
-      <w:pPr>
-        <w:spacing w:after="40"/>
-        <w:ind w:left="567"/>
-      </w:pPr>
-      <w:r>
-        <w:rPr>
-          <w:rFonts w:ascii="Calibri" w:hAnsi="Calibri"/>
-          <w:color w:val="1E293B"/>
-          <w:sz w:val="21"/>
-        </w:rPr>
-      </w:r>
     </w:p>
     <w:p>
       <w:pPr>
@@ -5283,13 +7846,135 @@
               <w:spacing w:before="60" w:after="60"/>
               <w:ind w:left="113"/>
             </w:pPr>
+            <w:proofErr w:type="spellStart"/>
             <w:r>
               <w:rPr>
                 <w:rFonts w:ascii="Calibri" w:hAnsi="Calibri"/>
                 <w:color w:val="1E293B"/>
                 <w:sz w:val="20"/>
               </w:rPr>
-              <w:t>Kritis (Awas/Siaga) — ancaman langsung, tindakan darurat diperlukan.</w:t>
+              <w:t>Kritis</w:t>
+            </w:r>
+            <w:proofErr w:type="spellEnd"/>
+            <w:r>
+              <w:rPr>
+                <w:rFonts w:ascii="Calibri" w:hAnsi="Calibri"/>
+                <w:color w:val="1E293B"/>
+                <w:sz w:val="20"/>
+              </w:rPr>
+              <w:t xml:space="preserve"> (Awas/</w:t>
+            </w:r>
+            <w:proofErr w:type="spellStart"/>
+            <w:r>
+              <w:rPr>
+                <w:rFonts w:ascii="Calibri" w:hAnsi="Calibri"/>
+                <w:color w:val="1E293B"/>
+                <w:sz w:val="20"/>
+              </w:rPr>
+              <w:t>Siaga</w:t>
+            </w:r>
+            <w:proofErr w:type="spellEnd"/>
+            <w:r>
+              <w:rPr>
+                <w:rFonts w:ascii="Calibri" w:hAnsi="Calibri"/>
+                <w:color w:val="1E293B"/>
+                <w:sz w:val="20"/>
+              </w:rPr>
+              <w:t xml:space="preserve">) </w:t>
+            </w:r>
+            <w:r>
+              <w:rPr>
+                <w:rFonts w:ascii="Calibri" w:hAnsi="Calibri"/>
+                <w:color w:val="1E293B"/>
+                <w:sz w:val="20"/>
+              </w:rPr>
+              <w:t xml:space="preserve">(Skor = </w:t>
+            </w:r>
+            <w:r>
+              <w:rPr>
+                <w:rFonts w:ascii="Calibri" w:hAnsi="Calibri"/>
+                <w:color w:val="1E293B"/>
+                <w:sz w:val="20"/>
+              </w:rPr>
+              <w:t>3</w:t>
+            </w:r>
+            <w:r>
+              <w:rPr>
+                <w:rFonts w:ascii="Calibri" w:hAnsi="Calibri"/>
+                <w:color w:val="1E293B"/>
+                <w:sz w:val="20"/>
+              </w:rPr>
+              <w:t xml:space="preserve">) </w:t>
+            </w:r>
+            <w:r>
+              <w:rPr>
+                <w:rFonts w:ascii="Calibri" w:hAnsi="Calibri"/>
+                <w:color w:val="1E293B"/>
+                <w:sz w:val="20"/>
+              </w:rPr>
+              <w:t>-</w:t>
+            </w:r>
+            <w:r>
+              <w:rPr>
+                <w:rFonts w:ascii="Calibri" w:hAnsi="Calibri"/>
+                <w:color w:val="1E293B"/>
+                <w:sz w:val="20"/>
+              </w:rPr>
+              <w:t xml:space="preserve"> </w:t>
+            </w:r>
+            <w:proofErr w:type="spellStart"/>
+            <w:r>
+              <w:rPr>
+                <w:rFonts w:ascii="Calibri" w:hAnsi="Calibri"/>
+                <w:color w:val="1E293B"/>
+                <w:sz w:val="20"/>
+              </w:rPr>
+              <w:t>ancaman</w:t>
+            </w:r>
+            <w:proofErr w:type="spellEnd"/>
+            <w:r>
+              <w:rPr>
+                <w:rFonts w:ascii="Calibri" w:hAnsi="Calibri"/>
+                <w:color w:val="1E293B"/>
+                <w:sz w:val="20"/>
+              </w:rPr>
+              <w:t xml:space="preserve"> </w:t>
+            </w:r>
+            <w:proofErr w:type="spellStart"/>
+            <w:r>
+              <w:rPr>
+                <w:rFonts w:ascii="Calibri" w:hAnsi="Calibri"/>
+                <w:color w:val="1E293B"/>
+                <w:sz w:val="20"/>
+              </w:rPr>
+              <w:t>langsung</w:t>
+            </w:r>
+            <w:proofErr w:type="spellEnd"/>
+            <w:r>
+              <w:rPr>
+                <w:rFonts w:ascii="Calibri" w:hAnsi="Calibri"/>
+                <w:color w:val="1E293B"/>
+                <w:sz w:val="20"/>
+              </w:rPr>
+              <w:t xml:space="preserve">, </w:t>
+            </w:r>
+            <w:proofErr w:type="spellStart"/>
+            <w:r>
+              <w:rPr>
+                <w:rFonts w:ascii="Calibri" w:hAnsi="Calibri"/>
+                <w:color w:val="1E293B"/>
+                <w:sz w:val="20"/>
+              </w:rPr>
+              <w:t>tindakan</w:t>
+            </w:r>
+            <w:proofErr w:type="spellEnd"/>
+            <w:r>
+              <w:rPr>
+                <w:rFonts w:ascii="Calibri" w:hAnsi="Calibri"/>
+                <w:color w:val="1E293B"/>
+                <w:sz w:val="20"/>
+              </w:rPr>
+              <w:t xml:space="preserve"> darurat diperlukan.</w:t>
             </w:r>
           </w:p>
         </w:tc>
@@ -5326,13 +8011,127 @@
               <w:spacing w:before="60" w:after="60"/>
               <w:ind w:left="113"/>
             </w:pPr>
+            <w:proofErr w:type="spellStart"/>
             <w:r>
               <w:rPr>
                 <w:rFonts w:ascii="Calibri" w:hAnsi="Calibri"/>
                 <w:color w:val="1E293B"/>
                 <w:sz w:val="20"/>
               </w:rPr>
-              <w:t>Waspada — potensi dampak signifikan, pantau dan bersiap.</w:t>
+              <w:t>Waspada</w:t>
+            </w:r>
+            <w:proofErr w:type="spellEnd"/>
+            <w:r>
+              <w:rPr>
+                <w:rFonts w:ascii="Calibri" w:hAnsi="Calibri"/>
+                <w:color w:val="1E293B"/>
+                <w:sz w:val="20"/>
+              </w:rPr>
+              <w:t xml:space="preserve"> </w:t>
+            </w:r>
+            <w:r>
+              <w:rPr>
+                <w:rFonts w:ascii="Calibri" w:hAnsi="Calibri"/>
+                <w:color w:val="1E293B"/>
+                <w:sz w:val="20"/>
+              </w:rPr>
+              <w:t xml:space="preserve">(Skor = </w:t>
+            </w:r>
+            <w:r>
+              <w:rPr>
+                <w:rFonts w:ascii="Calibri" w:hAnsi="Calibri"/>
+                <w:color w:val="1E293B"/>
+                <w:sz w:val="20"/>
+              </w:rPr>
+              <w:t>2</w:t>
+            </w:r>
+            <w:r>
+              <w:rPr>
+                <w:rFonts w:ascii="Calibri" w:hAnsi="Calibri"/>
+                <w:color w:val="1E293B"/>
+                <w:sz w:val="20"/>
+              </w:rPr>
+              <w:t xml:space="preserve">) </w:t>
+            </w:r>
+            <w:r>
+              <w:rPr>
+                <w:rFonts w:ascii="Calibri" w:hAnsi="Calibri"/>
+                <w:color w:val="1E293B"/>
+                <w:sz w:val="20"/>
+              </w:rPr>
+              <w:t>-</w:t>
+            </w:r>
+            <w:proofErr w:type="spellStart"/>
+            <w:r>
+              <w:rPr>
+                <w:rFonts w:ascii="Calibri" w:hAnsi="Calibri"/>
+                <w:color w:val="1E293B"/>
+                <w:sz w:val="20"/>
+              </w:rPr>
+              <w:t>potensi</w:t>
+            </w:r>
+            <w:proofErr w:type="spellEnd"/>
+            <w:r>
+              <w:rPr>
+                <w:rFonts w:ascii="Calibri" w:hAnsi="Calibri"/>
+                <w:color w:val="1E293B"/>
+                <w:sz w:val="20"/>
+              </w:rPr>
+              <w:t xml:space="preserve"> </w:t>
+            </w:r>
+            <w:proofErr w:type="spellStart"/>
+            <w:r>
+              <w:rPr>
+                <w:rFonts w:ascii="Calibri" w:hAnsi="Calibri"/>
+                <w:color w:val="1E293B"/>
+                <w:sz w:val="20"/>
+              </w:rPr>
+              <w:t>dampak</w:t>
+            </w:r>
+            <w:proofErr w:type="spellEnd"/>
+            <w:r>
+              <w:rPr>
+                <w:rFonts w:ascii="Calibri" w:hAnsi="Calibri"/>
+                <w:color w:val="1E293B"/>
+                <w:sz w:val="20"/>
+              </w:rPr>
+              <w:t xml:space="preserve"> </w:t>
+            </w:r>
+            <w:proofErr w:type="spellStart"/>
+            <w:r>
+              <w:rPr>
+                <w:rFonts w:ascii="Calibri" w:hAnsi="Calibri"/>
+                <w:color w:val="1E293B"/>
+                <w:sz w:val="20"/>
+              </w:rPr>
+              <w:t>signifikan</w:t>
+            </w:r>
+            <w:proofErr w:type="spellEnd"/>
+            <w:r>
+              <w:rPr>
+                <w:rFonts w:ascii="Calibri" w:hAnsi="Calibri"/>
+                <w:color w:val="1E293B"/>
+                <w:sz w:val="20"/>
+              </w:rPr>
+              <w:t xml:space="preserve">, </w:t>
+            </w:r>
+            <w:proofErr w:type="spellStart"/>
+            <w:r>
+              <w:rPr>
+                <w:rFonts w:ascii="Calibri" w:hAnsi="Calibri"/>
+                <w:color w:val="1E293B"/>
+                <w:sz w:val="20"/>
+              </w:rPr>
+              <w:t>pantau</w:t>
+            </w:r>
+            <w:proofErr w:type="spellEnd"/>
+            <w:r>
+              <w:rPr>
+                <w:rFonts w:ascii="Calibri" w:hAnsi="Calibri"/>
+                <w:color w:val="1E293B"/>
+                <w:sz w:val="20"/>
+              </w:rPr>
+              <w:t xml:space="preserve"> dan bersiap.</w:t>
             </w:r>
           </w:p>
         </w:tc>
@@ -5369,13 +8168,129 @@
               <w:spacing w:before="60" w:after="60"/>
               <w:ind w:left="113"/>
             </w:pPr>
+            <w:proofErr w:type="spellStart"/>
             <w:r>
               <w:rPr>
                 <w:rFonts w:ascii="Calibri" w:hAnsi="Calibri"/>
                 <w:color w:val="1E293B"/>
                 <w:sz w:val="20"/>
               </w:rPr>
-              <w:t>Pantau (Watch) — kondisi perlu diwaspadai namun belum mengancam langsung.</w:t>
+              <w:t>Pantau</w:t>
+            </w:r>
+            <w:proofErr w:type="spellEnd"/>
+            <w:r>
+              <w:rPr>
+                <w:rFonts w:ascii="Calibri" w:hAnsi="Calibri"/>
+                <w:color w:val="1E293B"/>
+                <w:sz w:val="20"/>
+              </w:rPr>
+              <w:t xml:space="preserve"> (Watch) </w:t>
+            </w:r>
+            <w:r>
+              <w:rPr>
+                <w:rFonts w:ascii="Calibri" w:hAnsi="Calibri"/>
+                <w:color w:val="1E293B"/>
+                <w:sz w:val="20"/>
+              </w:rPr>
+              <w:t>(Skor = 1) -</w:t>
+            </w:r>
+            <w:r>
+              <w:rPr>
+                <w:rFonts w:ascii="Calibri" w:hAnsi="Calibri"/>
+                <w:color w:val="1E293B"/>
+                <w:sz w:val="20"/>
+              </w:rPr>
+              <w:t xml:space="preserve"> </w:t>
+            </w:r>
+            <w:proofErr w:type="spellStart"/>
+            <w:r>
+              <w:rPr>
+                <w:rFonts w:ascii="Calibri" w:hAnsi="Calibri"/>
+                <w:color w:val="1E293B"/>
+                <w:sz w:val="20"/>
+              </w:rPr>
+              <w:t>kondisi</w:t>
+            </w:r>
+            <w:proofErr w:type="spellEnd"/>
+            <w:r>
+              <w:rPr>
+                <w:rFonts w:ascii="Calibri" w:hAnsi="Calibri"/>
+                <w:color w:val="1E293B"/>
+                <w:sz w:val="20"/>
+              </w:rPr>
+              <w:t xml:space="preserve"> </w:t>
+            </w:r>
+            <w:proofErr w:type="spellStart"/>
+            <w:r>
+              <w:rPr>
+                <w:rFonts w:ascii="Calibri" w:hAnsi="Calibri"/>
+                <w:color w:val="1E293B"/>
+                <w:sz w:val="20"/>
+              </w:rPr>
+              <w:t>perlu</w:t>
+            </w:r>
+            <w:proofErr w:type="spellEnd"/>
+            <w:r>
+              <w:rPr>
+                <w:rFonts w:ascii="Calibri" w:hAnsi="Calibri"/>
+                <w:color w:val="1E293B"/>
+                <w:sz w:val="20"/>
+              </w:rPr>
+              <w:t xml:space="preserve"> </w:t>
+            </w:r>
+            <w:proofErr w:type="spellStart"/>
+            <w:r>
+              <w:rPr>
+                <w:rFonts w:ascii="Calibri" w:hAnsi="Calibri"/>
+                <w:color w:val="1E293B"/>
+                <w:sz w:val="20"/>
+              </w:rPr>
+              <w:t>diwaspadai</w:t>
+            </w:r>
+            <w:proofErr w:type="spellEnd"/>
+            <w:r>
+              <w:rPr>
+                <w:rFonts w:ascii="Calibri" w:hAnsi="Calibri"/>
+                <w:color w:val="1E293B"/>
+                <w:sz w:val="20"/>
+              </w:rPr>
+              <w:t xml:space="preserve"> </w:t>
+            </w:r>
+            <w:proofErr w:type="spellStart"/>
+            <w:r>
+              <w:rPr>
+                <w:rFonts w:ascii="Calibri" w:hAnsi="Calibri"/>
+                <w:color w:val="1E293B"/>
+                <w:sz w:val="20"/>
+              </w:rPr>
+              <w:t>namun</w:t>
+            </w:r>
+            <w:proofErr w:type="spellEnd"/>
+            <w:r>
+              <w:rPr>
+                <w:rFonts w:ascii="Calibri" w:hAnsi="Calibri"/>
+                <w:color w:val="1E293B"/>
+                <w:sz w:val="20"/>
+              </w:rPr>
+              <w:t xml:space="preserve"> </w:t>
+            </w:r>
+            <w:proofErr w:type="spellStart"/>
+            <w:r>
+              <w:rPr>
+                <w:rFonts w:ascii="Calibri" w:hAnsi="Calibri"/>
+                <w:color w:val="1E293B"/>
+                <w:sz w:val="20"/>
+              </w:rPr>
+              <w:t>belum</w:t>
+            </w:r>
+            <w:proofErr w:type="spellEnd"/>
+            <w:r>
+              <w:rPr>
+                <w:rFonts w:ascii="Calibri" w:hAnsi="Calibri"/>
+                <w:color w:val="1E293B"/>
+                <w:sz w:val="20"/>
+              </w:rPr>
+              <w:t xml:space="preserve"> mengancam langsung.</w:t>
             </w:r>
           </w:p>
         </w:tc>
@@ -5647,7 +8562,16 @@
                 <w:color w:val="1E293B"/>
                 <w:sz w:val="19"/>
               </w:rPr>
-              <w:t>Dirasakan oleh sebagian kecil orang yang sedang beristirahat di lantai atas gedung.</w:t>
+              <w:t xml:space="preserve">Dirasakan oleh sebagian kecil orang yang sedang </w:t>
+            </w:r>
+            <w:r>
+              <w:rPr>
+                <w:rFonts w:ascii="Calibri" w:hAnsi="Calibri"/>
+                <w:color w:val="1E293B"/>
+                <w:sz w:val="19"/>
+              </w:rPr>
+              <w:lastRenderedPageBreak/>
+              <w:t>beristirahat di lantai atas gedung.</w:t>
             </w:r>
           </w:p>
         </w:tc>
@@ -5668,6 +8592,7 @@
                 <w:color w:val="CA8A04"/>
                 <w:sz w:val="20"/>
               </w:rPr>
+              <w:lastRenderedPageBreak/>
               <w:t>RENDAH</w:t>
             </w:r>
           </w:p>
@@ -5776,7 +8701,6 @@
                 <w:color w:val="FFFFFF"/>
                 <w:sz w:val="20"/>
               </w:rPr>
-              <w:lastRenderedPageBreak/>
               <w:t>MMI IV</w:t>
             </w:r>
           </w:p>
@@ -6581,6 +9505,7 @@
           <w:color w:val="2263EB"/>
           <w:sz w:val="24"/>
         </w:rPr>
+        <w:lastRenderedPageBreak/>
         <w:t>Status Gunung Api (Magma Indonesia)</w:t>
       </w:r>
     </w:p>
@@ -6674,16 +9599,7 @@
                 <w:color w:val="1E293B"/>
                 <w:sz w:val="20"/>
               </w:rPr>
-              <w:t xml:space="preserve">Erupsi besar dapat terjadi — zona bahaya harus </w:t>
-            </w:r>
-            <w:r>
-              <w:rPr>
-                <w:rFonts w:ascii="Calibri" w:hAnsi="Calibri"/>
-                <w:color w:val="1E293B"/>
-                <w:sz w:val="20"/>
-              </w:rPr>
-              <w:lastRenderedPageBreak/>
-              <w:t>dikosongkan.</w:t>
+              <w:t>Erupsi besar dapat terjadi — zona bahaya harus dikosongkan.</w:t>
             </w:r>
           </w:p>
         </w:tc>
@@ -6706,7 +9622,6 @@
                 <w:color w:val="1E293B"/>
                 <w:sz w:val="20"/>
               </w:rPr>
-              <w:lastRenderedPageBreak/>
               <w:t>Level II — Waspada (oranye)</w:t>
             </w:r>
           </w:p>
@@ -6979,7 +9894,6 @@
         <w:br w:type="page"/>
       </w:r>
     </w:p>
-    <w:p/>
     <w:p>
       <w:pPr>
         <w:shd w:val="clear" w:color="auto" w:fill="1E293B"/>
@@ -6992,7 +9906,18 @@
           <w:color w:val="93C5FD"/>
           <w:sz w:val="26"/>
         </w:rPr>
-        <w:t xml:space="preserve">  8  </w:t>
+        <w:lastRenderedPageBreak/>
+        <w:t xml:space="preserve">  </w:t>
+      </w:r>
+      <w:proofErr w:type="gramStart"/>
+      <w:r>
+        <w:rPr>
+          <w:rFonts w:ascii="Calibri" w:hAnsi="Calibri"/>
+          <w:b/>
+          <w:color w:val="93C5FD"/>
+          <w:sz w:val="26"/>
+        </w:rPr>
+        <w:t xml:space="preserve">8  </w:t>
       </w:r>
       <w:r>
         <w:rPr>
@@ -7001,7 +9926,17 @@
           <w:color w:val="FFFFFF"/>
           <w:sz w:val="28"/>
         </w:rPr>
-        <w:t>PERTANYAAN UMUM (FAQ)</w:t>
+        <w:t>PERTANYAAN</w:t>
+      </w:r>
+      <w:proofErr w:type="gramEnd"/>
+      <w:r>
+        <w:rPr>
+          <w:rFonts w:ascii="Calibri" w:hAnsi="Calibri"/>
+          <w:b/>
+          <w:color w:val="FFFFFF"/>
+          <w:sz w:val="28"/>
+        </w:rPr>
+        <w:t xml:space="preserve"> UMUM (FAQ)</w:t>
       </w:r>
     </w:p>
     <w:p>
@@ -7189,7 +10124,87 @@
           <w:color w:val="1E293B"/>
           <w:sz w:val="21"/>
         </w:rPr>
-        <w:t>A: Marker pin (lingkaran/teardrop) adalah kantor KPw BI. Marker segitiga adalah lokasi Data Center (DC) dan Disaster Recovery Center (DRC).</w:t>
+        <w:t xml:space="preserve">A: Marker pin (lingkaran/teardrop) adalah kantor KPw BI. Marker </w:t>
+      </w:r>
+      <w:proofErr w:type="spellStart"/>
+      <w:r>
+        <w:rPr>
+          <w:rFonts w:ascii="Calibri" w:hAnsi="Calibri"/>
+          <w:color w:val="1E293B"/>
+          <w:sz w:val="21"/>
+        </w:rPr>
+        <w:t>segitiga</w:t>
+      </w:r>
+      <w:proofErr w:type="spellEnd"/>
+      <w:r>
+        <w:rPr>
+          <w:rFonts w:ascii="Calibri" w:hAnsi="Calibri"/>
+          <w:color w:val="1E293B"/>
+          <w:sz w:val="21"/>
+        </w:rPr>
+        <w:t xml:space="preserve"> </w:t>
+      </w:r>
+      <w:proofErr w:type="spellStart"/>
+      <w:r>
+        <w:rPr>
+          <w:rFonts w:ascii="Calibri" w:hAnsi="Calibri"/>
+          <w:color w:val="1E293B"/>
+          <w:sz w:val="21"/>
+        </w:rPr>
+        <w:t>adalah</w:t>
+      </w:r>
+      <w:proofErr w:type="spellEnd"/>
+      <w:r>
+        <w:rPr>
+          <w:rFonts w:ascii="Calibri" w:hAnsi="Calibri"/>
+          <w:color w:val="1E293B"/>
+          <w:sz w:val="21"/>
+        </w:rPr>
+        <w:t xml:space="preserve"> </w:t>
+      </w:r>
+      <w:proofErr w:type="spellStart"/>
+      <w:r>
+        <w:rPr>
+          <w:rFonts w:ascii="Calibri" w:hAnsi="Calibri"/>
+          <w:color w:val="1E293B"/>
+          <w:sz w:val="21"/>
+        </w:rPr>
+        <w:t>lokasi</w:t>
+      </w:r>
+      <w:proofErr w:type="spellEnd"/>
+      <w:r>
+        <w:rPr>
+          <w:rFonts w:ascii="Calibri" w:hAnsi="Calibri"/>
+          <w:color w:val="1E293B"/>
+          <w:sz w:val="21"/>
+        </w:rPr>
+        <w:t xml:space="preserve"> Data Center (DC</w:t>
+      </w:r>
+      <w:r>
+        <w:rPr>
+          <w:rFonts w:ascii="Calibri" w:hAnsi="Calibri"/>
+          <w:color w:val="1E293B"/>
+          <w:sz w:val="21"/>
+        </w:rPr>
+        <w:t xml:space="preserve"> - </w:t>
+      </w:r>
+      <w:proofErr w:type="spellStart"/>
+      <w:r>
+        <w:rPr>
+          <w:rFonts w:ascii="Calibri" w:hAnsi="Calibri"/>
+          <w:color w:val="1E293B"/>
+          <w:sz w:val="21"/>
+        </w:rPr>
+        <w:t>SInergi</w:t>
+      </w:r>
+      <w:proofErr w:type="spellEnd"/>
+      <w:r>
+        <w:rPr>
+          <w:rFonts w:ascii="Calibri" w:hAnsi="Calibri"/>
+          <w:color w:val="1E293B"/>
+          <w:sz w:val="21"/>
+        </w:rPr>
+        <w:t>).</w:t>
       </w:r>
     </w:p>
     <w:p/>
@@ -7216,7 +10231,6 @@
           <w:color w:val="1E293B"/>
           <w:sz w:val="21"/>
         </w:rPr>
-        <w:lastRenderedPageBreak/>
         <w:t>A: Peta hanya menampilkan peringatan yang memiliki koordinat epicenter atau wilayah yang valid. Beberapa peringatan yang sumber datanya hanya teks (tanpa koordinat spesifik) ditampilkan di sidebar tetapi tidak ada lingkaran radius di peta.</w:t>
       </w:r>
     </w:p>
@@ -8053,6 +11067,7 @@
   <w:style w:type="character" w:default="1" w:styleId="DefaultParagraphFont">
     <w:name w:val="Default Paragraph Font"/>
     <w:uiPriority w:val="1"/>
+    <w:semiHidden/>
     <w:unhideWhenUsed/>
   </w:style>
   <w:style w:type="table" w:default="1" w:styleId="TableNormal">
